--- a/docs/DEVELOPMENT_GUIDE.docx
+++ b/docs/DEVELOPMENT_GUIDE.docx
@@ -177,7 +177,7 @@
         <w:rPr>
           <w:rStyle w:val="VerbatimChar"/>
         </w:rPr>
-        <w:t xml:space="preserve">cd "BankOne/BankOne"</w:t>
+        <w:t xml:space="preserve">cd "BankOne/BankOne-BackEnd"</w:t>
       </w:r>
       <w:r>
         <w:br/>
@@ -232,7 +232,7 @@
         <w:rPr>
           <w:rStyle w:val="VerbatimChar"/>
         </w:rPr>
-        <w:t xml:space="preserve">src/main/resources/application.properties</w:t>
+        <w:t xml:space="preserve">BankOne-BackEnd/src/main/resources/application.properties</w:t>
       </w:r>
     </w:p>
     <w:tbl>

--- a/docs/DEVELOPMENT_GUIDE.docx
+++ b/docs/DEVELOPMENT_GUIDE.docx
@@ -267,6 +267,12 @@
               <w:right w:w="60" w:type="dxa"/>
             </w:tcMar>
             <w:shd w:fill="1A365D" w:val="clear"/>
+            <w:tcMar>
+              <w:top w:w="40" w:type="dxa"/>
+              <w:bottom w:w="40" w:type="dxa"/>
+              <w:left w:w="60" w:type="dxa"/>
+              <w:right w:w="60" w:type="dxa"/>
+            </w:tcMar>
           </w:tcPr>
           <w:p>
             <w:pPr>
@@ -294,6 +300,12 @@
               <w:right w:w="60" w:type="dxa"/>
             </w:tcMar>
             <w:shd w:fill="1A365D" w:val="clear"/>
+            <w:tcMar>
+              <w:top w:w="40" w:type="dxa"/>
+              <w:bottom w:w="40" w:type="dxa"/>
+              <w:left w:w="60" w:type="dxa"/>
+              <w:right w:w="60" w:type="dxa"/>
+            </w:tcMar>
           </w:tcPr>
           <w:p>
             <w:pPr>
@@ -322,6 +334,12 @@
               <w:left w:w="60" w:type="dxa"/>
               <w:right w:w="60" w:type="dxa"/>
             </w:tcMar>
+            <w:tcMar>
+              <w:top w:w="40" w:type="dxa"/>
+              <w:bottom w:w="40" w:type="dxa"/>
+              <w:left w:w="60" w:type="dxa"/>
+              <w:right w:w="60" w:type="dxa"/>
+            </w:tcMar>
           </w:tcPr>
           <w:p>
             <w:pPr>
@@ -341,6 +359,12 @@
         </w:tc>
         <w:tc>
           <w:tcPr>
+            <w:tcMar>
+              <w:top w:w="40" w:type="dxa"/>
+              <w:bottom w:w="40" w:type="dxa"/>
+              <w:left w:w="60" w:type="dxa"/>
+              <w:right w:w="60" w:type="dxa"/>
+            </w:tcMar>
             <w:tcMar>
               <w:top w:w="40" w:type="dxa"/>
               <w:bottom w:w="40" w:type="dxa"/>
@@ -373,6 +397,12 @@
               <w:left w:w="60" w:type="dxa"/>
               <w:right w:w="60" w:type="dxa"/>
             </w:tcMar>
+            <w:tcMar>
+              <w:top w:w="40" w:type="dxa"/>
+              <w:bottom w:w="40" w:type="dxa"/>
+              <w:left w:w="60" w:type="dxa"/>
+              <w:right w:w="60" w:type="dxa"/>
+            </w:tcMar>
           </w:tcPr>
           <w:p>
             <w:pPr>
@@ -392,6 +422,12 @@
         </w:tc>
         <w:tc>
           <w:tcPr>
+            <w:tcMar>
+              <w:top w:w="40" w:type="dxa"/>
+              <w:bottom w:w="40" w:type="dxa"/>
+              <w:left w:w="60" w:type="dxa"/>
+              <w:right w:w="60" w:type="dxa"/>
+            </w:tcMar>
             <w:tcMar>
               <w:top w:w="40" w:type="dxa"/>
               <w:bottom w:w="40" w:type="dxa"/>
@@ -424,6 +460,12 @@
               <w:left w:w="60" w:type="dxa"/>
               <w:right w:w="60" w:type="dxa"/>
             </w:tcMar>
+            <w:tcMar>
+              <w:top w:w="40" w:type="dxa"/>
+              <w:bottom w:w="40" w:type="dxa"/>
+              <w:left w:w="60" w:type="dxa"/>
+              <w:right w:w="60" w:type="dxa"/>
+            </w:tcMar>
           </w:tcPr>
           <w:p>
             <w:pPr>
@@ -443,6 +485,12 @@
         </w:tc>
         <w:tc>
           <w:tcPr>
+            <w:tcMar>
+              <w:top w:w="40" w:type="dxa"/>
+              <w:bottom w:w="40" w:type="dxa"/>
+              <w:left w:w="60" w:type="dxa"/>
+              <w:right w:w="60" w:type="dxa"/>
+            </w:tcMar>
             <w:tcMar>
               <w:top w:w="40" w:type="dxa"/>
               <w:bottom w:w="40" w:type="dxa"/>
@@ -490,6 +538,12 @@
               <w:left w:w="60" w:type="dxa"/>
               <w:right w:w="60" w:type="dxa"/>
             </w:tcMar>
+            <w:tcMar>
+              <w:top w:w="40" w:type="dxa"/>
+              <w:bottom w:w="40" w:type="dxa"/>
+              <w:left w:w="60" w:type="dxa"/>
+              <w:right w:w="60" w:type="dxa"/>
+            </w:tcMar>
           </w:tcPr>
           <w:p>
             <w:pPr>
@@ -509,6 +563,12 @@
         </w:tc>
         <w:tc>
           <w:tcPr>
+            <w:tcMar>
+              <w:top w:w="40" w:type="dxa"/>
+              <w:bottom w:w="40" w:type="dxa"/>
+              <w:left w:w="60" w:type="dxa"/>
+              <w:right w:w="60" w:type="dxa"/>
+            </w:tcMar>
             <w:tcMar>
               <w:top w:w="40" w:type="dxa"/>
               <w:bottom w:w="40" w:type="dxa"/>
@@ -535,6 +595,12 @@
       <w:tr>
         <w:tc>
           <w:tcPr>
+            <w:tcMar>
+              <w:top w:w="40" w:type="dxa"/>
+              <w:bottom w:w="40" w:type="dxa"/>
+              <w:left w:w="60" w:type="dxa"/>
+              <w:right w:w="60" w:type="dxa"/>
+            </w:tcMar>
             <w:tcMar>
               <w:top w:w="40" w:type="dxa"/>
               <w:bottom w:w="40" w:type="dxa"/>
@@ -595,6 +661,12 @@
               <w:left w:w="60" w:type="dxa"/>
               <w:right w:w="60" w:type="dxa"/>
             </w:tcMar>
+            <w:tcMar>
+              <w:top w:w="40" w:type="dxa"/>
+              <w:bottom w:w="40" w:type="dxa"/>
+              <w:left w:w="60" w:type="dxa"/>
+              <w:right w:w="60" w:type="dxa"/>
+            </w:tcMar>
           </w:tcPr>
           <w:p>
             <w:pPr>
@@ -1200,6 +1272,12 @@
               <w:right w:w="60" w:type="dxa"/>
             </w:tcMar>
             <w:shd w:fill="1A365D" w:val="clear"/>
+            <w:tcMar>
+              <w:top w:w="40" w:type="dxa"/>
+              <w:bottom w:w="40" w:type="dxa"/>
+              <w:left w:w="60" w:type="dxa"/>
+              <w:right w:w="60" w:type="dxa"/>
+            </w:tcMar>
           </w:tcPr>
           <w:p>
             <w:pPr>
@@ -1227,6 +1305,12 @@
               <w:right w:w="60" w:type="dxa"/>
             </w:tcMar>
             <w:shd w:fill="1A365D" w:val="clear"/>
+            <w:tcMar>
+              <w:top w:w="40" w:type="dxa"/>
+              <w:bottom w:w="40" w:type="dxa"/>
+              <w:left w:w="60" w:type="dxa"/>
+              <w:right w:w="60" w:type="dxa"/>
+            </w:tcMar>
           </w:tcPr>
           <w:p>
             <w:pPr>
@@ -1249,6 +1333,12 @@
       <w:tr>
         <w:tc>
           <w:tcPr>
+            <w:tcMar>
+              <w:top w:w="40" w:type="dxa"/>
+              <w:bottom w:w="40" w:type="dxa"/>
+              <w:left w:w="60" w:type="dxa"/>
+              <w:right w:w="60" w:type="dxa"/>
+            </w:tcMar>
             <w:tcMar>
               <w:top w:w="40" w:type="dxa"/>
               <w:bottom w:w="40" w:type="dxa"/>
@@ -1293,6 +1383,12 @@
               <w:left w:w="60" w:type="dxa"/>
               <w:right w:w="60" w:type="dxa"/>
             </w:tcMar>
+            <w:tcMar>
+              <w:top w:w="40" w:type="dxa"/>
+              <w:bottom w:w="40" w:type="dxa"/>
+              <w:left w:w="60" w:type="dxa"/>
+              <w:right w:w="60" w:type="dxa"/>
+            </w:tcMar>
           </w:tcPr>
           <w:p>
             <w:pPr>
@@ -1313,6 +1409,12 @@
       <w:tr>
         <w:tc>
           <w:tcPr>
+            <w:tcMar>
+              <w:top w:w="40" w:type="dxa"/>
+              <w:bottom w:w="40" w:type="dxa"/>
+              <w:left w:w="60" w:type="dxa"/>
+              <w:right w:w="60" w:type="dxa"/>
+            </w:tcMar>
             <w:tcMar>
               <w:top w:w="40" w:type="dxa"/>
               <w:bottom w:w="40" w:type="dxa"/>
@@ -1351,6 +1453,12 @@
         </w:tc>
         <w:tc>
           <w:tcPr>
+            <w:tcMar>
+              <w:top w:w="40" w:type="dxa"/>
+              <w:bottom w:w="40" w:type="dxa"/>
+              <w:left w:w="60" w:type="dxa"/>
+              <w:right w:w="60" w:type="dxa"/>
+            </w:tcMar>
             <w:tcMar>
               <w:top w:w="40" w:type="dxa"/>
               <w:bottom w:w="40" w:type="dxa"/>
@@ -1397,6 +1505,12 @@
               <w:left w:w="60" w:type="dxa"/>
               <w:right w:w="60" w:type="dxa"/>
             </w:tcMar>
+            <w:tcMar>
+              <w:top w:w="40" w:type="dxa"/>
+              <w:bottom w:w="40" w:type="dxa"/>
+              <w:left w:w="60" w:type="dxa"/>
+              <w:right w:w="60" w:type="dxa"/>
+            </w:tcMar>
           </w:tcPr>
           <w:p>
             <w:pPr>
@@ -1429,6 +1543,12 @@
         </w:tc>
         <w:tc>
           <w:tcPr>
+            <w:tcMar>
+              <w:top w:w="40" w:type="dxa"/>
+              <w:bottom w:w="40" w:type="dxa"/>
+              <w:left w:w="60" w:type="dxa"/>
+              <w:right w:w="60" w:type="dxa"/>
+            </w:tcMar>
             <w:tcMar>
               <w:top w:w="40" w:type="dxa"/>
               <w:bottom w:w="40" w:type="dxa"/>
@@ -1490,6 +1610,12 @@
               <w:left w:w="60" w:type="dxa"/>
               <w:right w:w="60" w:type="dxa"/>
             </w:tcMar>
+            <w:tcMar>
+              <w:top w:w="40" w:type="dxa"/>
+              <w:bottom w:w="40" w:type="dxa"/>
+              <w:left w:w="60" w:type="dxa"/>
+              <w:right w:w="60" w:type="dxa"/>
+            </w:tcMar>
           </w:tcPr>
           <w:p>
             <w:pPr>
@@ -1522,6 +1648,12 @@
         </w:tc>
         <w:tc>
           <w:tcPr>
+            <w:tcMar>
+              <w:top w:w="40" w:type="dxa"/>
+              <w:bottom w:w="40" w:type="dxa"/>
+              <w:left w:w="60" w:type="dxa"/>
+              <w:right w:w="60" w:type="dxa"/>
+            </w:tcMar>
             <w:tcMar>
               <w:top w:w="40" w:type="dxa"/>
               <w:bottom w:w="40" w:type="dxa"/>

--- a/docs/DEVELOPMENT_GUIDE.docx
+++ b/docs/DEVELOPMENT_GUIDE.docx
@@ -10,7 +10,7 @@
         <w:t xml:space="preserve">DEVELOPMENT_GUIDE</w:t>
       </w:r>
     </w:p>
-    <w:bookmarkStart w:id="19" w:name="development-guide"/>
+    <w:bookmarkStart w:id="21" w:name="development-guide"/>
     <w:p>
       <w:pPr>
         <w:pStyle w:val="Heading1"/>
@@ -160,7 +160,7 @@
       </w:r>
     </w:p>
     <w:bookmarkEnd w:id="9"/>
-    <w:bookmarkStart w:id="10" w:name="backend"/>
+    <w:bookmarkStart w:id="12" w:name="backend"/>
     <w:p>
       <w:pPr>
         <w:pStyle w:val="Heading2"/>
@@ -204,7 +204,7 @@
         <w:rPr>
           <w:rStyle w:val="VerbatimChar"/>
         </w:rPr>
-        <w:t xml:space="preserve"># Liberty (recommended for this project)</w:t>
+        <w:t xml:space="preserve"># Liberty (recommended) — rebuilds WAR, always enables JDWP :7777</w:t>
       </w:r>
       <w:r>
         <w:br/>
@@ -214,6 +214,110 @@
           <w:rStyle w:val="VerbatimChar"/>
         </w:rPr>
         <w:t xml:space="preserve">./scripts/redeploy-liberty.sh</w:t>
+      </w:r>
+      <w:r>
+        <w:br/>
+      </w:r>
+      <w:r>
+        <w:rPr>
+          <w:rStyle w:val="VerbatimChar"/>
+        </w:rPr>
+        <w:t xml:space="preserve"># Attach IntelliJ: Remote JVM Debug → localhost:7777</w:t>
+      </w:r>
+      <w:r>
+        <w:br/>
+      </w:r>
+      <w:r>
+        <w:rPr>
+          <w:rStyle w:val="VerbatimChar"/>
+        </w:rPr>
+        <w:t xml:space="preserve"># Disable debug: LIBERTY_DEBUG=0 ./scripts/redeploy-liberty.sh</w:t>
+      </w:r>
+    </w:p>
+    <w:bookmarkStart w:id="10" w:name="local-kafka-mailpit-notifications"/>
+    <w:p>
+      <w:pPr>
+        <w:pStyle w:val="Heading3"/>
+      </w:pPr>
+      <w:r>
+        <w:t xml:space="preserve">Local Kafka + Mailpit (notifications)</w:t>
+      </w:r>
+    </w:p>
+    <w:p>
+      <w:pPr>
+        <w:pStyle w:val="SourceCode"/>
+      </w:pPr>
+      <w:r>
+        <w:rPr>
+          <w:rStyle w:val="VerbatimChar"/>
+        </w:rPr>
+        <w:t xml:space="preserve">cd "BankOne"</w:t>
+      </w:r>
+      <w:r>
+        <w:br/>
+      </w:r>
+      <w:r>
+        <w:rPr>
+          <w:rStyle w:val="VerbatimChar"/>
+        </w:rPr>
+        <w:t xml:space="preserve">docker compose up -d kafka mailpit</w:t>
+      </w:r>
+      <w:r>
+        <w:br/>
+      </w:r>
+      <w:r>
+        <w:rPr>
+          <w:rStyle w:val="VerbatimChar"/>
+        </w:rPr>
+        <w:t xml:space="preserve"># Mailpit UI: http://localhost:8025</w:t>
+      </w:r>
+      <w:r>
+        <w:br/>
+      </w:r>
+      <w:r>
+        <w:rPr>
+          <w:rStyle w:val="VerbatimChar"/>
+        </w:rPr>
+        <w:t xml:space="preserve"># Kafka: localhost:9092</w:t>
+      </w:r>
+    </w:p>
+    <w:bookmarkEnd w:id="10"/>
+    <w:bookmarkStart w:id="11" w:name="load-test-data-optional"/>
+    <w:p>
+      <w:pPr>
+        <w:pStyle w:val="Heading3"/>
+      </w:pPr>
+      <w:r>
+        <w:t xml:space="preserve">Load-test data (optional)</w:t>
+      </w:r>
+    </w:p>
+    <w:p>
+      <w:pPr>
+        <w:pStyle w:val="SourceCode"/>
+      </w:pPr>
+      <w:r>
+        <w:rPr>
+          <w:rStyle w:val="VerbatimChar"/>
+        </w:rPr>
+        <w:t xml:space="preserve">psql -h localhost -U bankone_user -d bankone \</w:t>
+      </w:r>
+      <w:r>
+        <w:br/>
+      </w:r>
+      <w:r>
+        <w:rPr>
+          <w:rStyle w:val="VerbatimChar"/>
+        </w:rPr>
+        <w:t xml:space="preserve">  -f scripts/seed-loadtest-10k.sql</w:t>
+      </w:r>
+      <w:r>
+        <w:br/>
+      </w:r>
+      <w:r>
+        <w:rPr>
+          <w:rStyle w:val="VerbatimChar"/>
+        </w:rPr>
+        <w:t xml:space="preserve"># Search UI for LoadTest; filter accounts by branch 9999</w:t>
       </w:r>
     </w:p>
     <w:p>
@@ -267,12 +371,6 @@
               <w:right w:w="60" w:type="dxa"/>
             </w:tcMar>
             <w:shd w:fill="1A365D" w:val="clear"/>
-            <w:tcMar>
-              <w:top w:w="40" w:type="dxa"/>
-              <w:bottom w:w="40" w:type="dxa"/>
-              <w:left w:w="60" w:type="dxa"/>
-              <w:right w:w="60" w:type="dxa"/>
-            </w:tcMar>
           </w:tcPr>
           <w:p>
             <w:pPr>
@@ -300,12 +398,6 @@
               <w:right w:w="60" w:type="dxa"/>
             </w:tcMar>
             <w:shd w:fill="1A365D" w:val="clear"/>
-            <w:tcMar>
-              <w:top w:w="40" w:type="dxa"/>
-              <w:bottom w:w="40" w:type="dxa"/>
-              <w:left w:w="60" w:type="dxa"/>
-              <w:right w:w="60" w:type="dxa"/>
-            </w:tcMar>
           </w:tcPr>
           <w:p>
             <w:pPr>
@@ -334,12 +426,6 @@
               <w:left w:w="60" w:type="dxa"/>
               <w:right w:w="60" w:type="dxa"/>
             </w:tcMar>
-            <w:tcMar>
-              <w:top w:w="40" w:type="dxa"/>
-              <w:bottom w:w="40" w:type="dxa"/>
-              <w:left w:w="60" w:type="dxa"/>
-              <w:right w:w="60" w:type="dxa"/>
-            </w:tcMar>
           </w:tcPr>
           <w:p>
             <w:pPr>
@@ -359,12 +445,6 @@
         </w:tc>
         <w:tc>
           <w:tcPr>
-            <w:tcMar>
-              <w:top w:w="40" w:type="dxa"/>
-              <w:bottom w:w="40" w:type="dxa"/>
-              <w:left w:w="60" w:type="dxa"/>
-              <w:right w:w="60" w:type="dxa"/>
-            </w:tcMar>
             <w:tcMar>
               <w:top w:w="40" w:type="dxa"/>
               <w:bottom w:w="40" w:type="dxa"/>
@@ -397,12 +477,6 @@
               <w:left w:w="60" w:type="dxa"/>
               <w:right w:w="60" w:type="dxa"/>
             </w:tcMar>
-            <w:tcMar>
-              <w:top w:w="40" w:type="dxa"/>
-              <w:bottom w:w="40" w:type="dxa"/>
-              <w:left w:w="60" w:type="dxa"/>
-              <w:right w:w="60" w:type="dxa"/>
-            </w:tcMar>
           </w:tcPr>
           <w:p>
             <w:pPr>
@@ -422,12 +496,6 @@
         </w:tc>
         <w:tc>
           <w:tcPr>
-            <w:tcMar>
-              <w:top w:w="40" w:type="dxa"/>
-              <w:bottom w:w="40" w:type="dxa"/>
-              <w:left w:w="60" w:type="dxa"/>
-              <w:right w:w="60" w:type="dxa"/>
-            </w:tcMar>
             <w:tcMar>
               <w:top w:w="40" w:type="dxa"/>
               <w:bottom w:w="40" w:type="dxa"/>
@@ -460,12 +528,6 @@
               <w:left w:w="60" w:type="dxa"/>
               <w:right w:w="60" w:type="dxa"/>
             </w:tcMar>
-            <w:tcMar>
-              <w:top w:w="40" w:type="dxa"/>
-              <w:bottom w:w="40" w:type="dxa"/>
-              <w:left w:w="60" w:type="dxa"/>
-              <w:right w:w="60" w:type="dxa"/>
-            </w:tcMar>
           </w:tcPr>
           <w:p>
             <w:pPr>
@@ -485,12 +547,6 @@
         </w:tc>
         <w:tc>
           <w:tcPr>
-            <w:tcMar>
-              <w:top w:w="40" w:type="dxa"/>
-              <w:bottom w:w="40" w:type="dxa"/>
-              <w:left w:w="60" w:type="dxa"/>
-              <w:right w:w="60" w:type="dxa"/>
-            </w:tcMar>
             <w:tcMar>
               <w:top w:w="40" w:type="dxa"/>
               <w:bottom w:w="40" w:type="dxa"/>
@@ -538,12 +594,6 @@
               <w:left w:w="60" w:type="dxa"/>
               <w:right w:w="60" w:type="dxa"/>
             </w:tcMar>
-            <w:tcMar>
-              <w:top w:w="40" w:type="dxa"/>
-              <w:bottom w:w="40" w:type="dxa"/>
-              <w:left w:w="60" w:type="dxa"/>
-              <w:right w:w="60" w:type="dxa"/>
-            </w:tcMar>
           </w:tcPr>
           <w:p>
             <w:pPr>
@@ -563,12 +613,6 @@
         </w:tc>
         <w:tc>
           <w:tcPr>
-            <w:tcMar>
-              <w:top w:w="40" w:type="dxa"/>
-              <w:bottom w:w="40" w:type="dxa"/>
-              <w:left w:w="60" w:type="dxa"/>
-              <w:right w:w="60" w:type="dxa"/>
-            </w:tcMar>
             <w:tcMar>
               <w:top w:w="40" w:type="dxa"/>
               <w:bottom w:w="40" w:type="dxa"/>
@@ -595,12 +639,6 @@
       <w:tr>
         <w:tc>
           <w:tcPr>
-            <w:tcMar>
-              <w:top w:w="40" w:type="dxa"/>
-              <w:bottom w:w="40" w:type="dxa"/>
-              <w:left w:w="60" w:type="dxa"/>
-              <w:right w:w="60" w:type="dxa"/>
-            </w:tcMar>
             <w:tcMar>
               <w:top w:w="40" w:type="dxa"/>
               <w:bottom w:w="40" w:type="dxa"/>
@@ -661,6 +699,80 @@
               <w:left w:w="60" w:type="dxa"/>
               <w:right w:w="60" w:type="dxa"/>
             </w:tcMar>
+          </w:tcPr>
+          <w:p>
+            <w:pPr>
+              <w:pStyle w:val="Compact"/>
+              <w:spacing w:before="0" w:after="40" w:line="264" w:lineRule="auto"/>
+              <w:jc w:val="left"/>
+            </w:pPr>
+            <w:r>
+              <w:rPr>
+                <w:rFonts w:ascii="Calibri" w:hAnsi="Calibri"/>
+                <w:sz w:val="18"/>
+              </w:rPr>
+              <w:t xml:space="preserve">JWT signing</w:t>
+            </w:r>
+          </w:p>
+        </w:tc>
+      </w:tr>
+      <w:tr>
+        <w:tc>
+          <w:tcPr>
+            <w:tcMar>
+              <w:top w:w="40" w:type="dxa"/>
+              <w:bottom w:w="40" w:type="dxa"/>
+              <w:left w:w="60" w:type="dxa"/>
+              <w:right w:w="60" w:type="dxa"/>
+            </w:tcMar>
+          </w:tcPr>
+          <w:p>
+            <w:pPr>
+              <w:pStyle w:val="Compact"/>
+              <w:spacing w:before="0" w:after="40" w:line="264" w:lineRule="auto"/>
+              <w:jc w:val="left"/>
+            </w:pPr>
+            <w:r>
+              <w:rPr>
+                <w:rStyle w:val="VerbatimChar"/>
+                <w:rFonts w:ascii="Calibri" w:hAnsi="Calibri"/>
+                <w:sz w:val="18"/>
+              </w:rPr>
+              <w:t xml:space="preserve">app.kafka.*</w:t>
+            </w:r>
+            <w:r>
+              <w:rPr>
+                <w:rFonts w:ascii="Calibri" w:hAnsi="Calibri"/>
+                <w:sz w:val="18"/>
+              </w:rPr>
+              <w:t xml:space="preserve"> </w:t>
+            </w:r>
+            <w:r>
+              <w:rPr>
+                <w:rFonts w:ascii="Calibri" w:hAnsi="Calibri"/>
+                <w:sz w:val="18"/>
+              </w:rPr>
+              <w:t xml:space="preserve">/</w:t>
+            </w:r>
+            <w:r>
+              <w:rPr>
+                <w:rFonts w:ascii="Calibri" w:hAnsi="Calibri"/>
+                <w:sz w:val="18"/>
+              </w:rPr>
+              <w:t xml:space="preserve"> </w:t>
+            </w:r>
+            <w:r>
+              <w:rPr>
+                <w:rStyle w:val="VerbatimChar"/>
+                <w:rFonts w:ascii="Calibri" w:hAnsi="Calibri"/>
+                <w:sz w:val="18"/>
+              </w:rPr>
+              <w:t xml:space="preserve">KAFKA_*</w:t>
+            </w:r>
+          </w:p>
+        </w:tc>
+        <w:tc>
+          <w:tcPr>
             <w:tcMar>
               <w:top w:w="40" w:type="dxa"/>
               <w:bottom w:w="40" w:type="dxa"/>
@@ -679,7 +791,87 @@
                 <w:rFonts w:ascii="Calibri" w:hAnsi="Calibri"/>
                 <w:sz w:val="18"/>
               </w:rPr>
-              <w:t xml:space="preserve">JWT signing</w:t>
+              <w:t xml:space="preserve">Kafka notifications</w:t>
+            </w:r>
+          </w:p>
+        </w:tc>
+      </w:tr>
+      <w:tr>
+        <w:tc>
+          <w:tcPr>
+            <w:tcMar>
+              <w:top w:w="40" w:type="dxa"/>
+              <w:bottom w:w="40" w:type="dxa"/>
+              <w:left w:w="60" w:type="dxa"/>
+              <w:right w:w="60" w:type="dxa"/>
+            </w:tcMar>
+          </w:tcPr>
+          <w:p>
+            <w:pPr>
+              <w:pStyle w:val="Compact"/>
+              <w:spacing w:before="0" w:after="40" w:line="264" w:lineRule="auto"/>
+              <w:jc w:val="left"/>
+            </w:pPr>
+            <w:r>
+              <w:rPr>
+                <w:rStyle w:val="VerbatimChar"/>
+                <w:rFonts w:ascii="Calibri" w:hAnsi="Calibri"/>
+                <w:sz w:val="18"/>
+              </w:rPr>
+              <w:t xml:space="preserve">app.mail.*</w:t>
+            </w:r>
+            <w:r>
+              <w:rPr>
+                <w:rFonts w:ascii="Calibri" w:hAnsi="Calibri"/>
+                <w:sz w:val="18"/>
+              </w:rPr>
+              <w:t xml:space="preserve"> </w:t>
+            </w:r>
+            <w:r>
+              <w:rPr>
+                <w:rFonts w:ascii="Calibri" w:hAnsi="Calibri"/>
+                <w:sz w:val="18"/>
+              </w:rPr>
+              <w:t xml:space="preserve">/</w:t>
+            </w:r>
+            <w:r>
+              <w:rPr>
+                <w:rFonts w:ascii="Calibri" w:hAnsi="Calibri"/>
+                <w:sz w:val="18"/>
+              </w:rPr>
+              <w:t xml:space="preserve"> </w:t>
+            </w:r>
+            <w:r>
+              <w:rPr>
+                <w:rStyle w:val="VerbatimChar"/>
+                <w:rFonts w:ascii="Calibri" w:hAnsi="Calibri"/>
+                <w:sz w:val="18"/>
+              </w:rPr>
+              <w:t xml:space="preserve">MAIL_*</w:t>
+            </w:r>
+          </w:p>
+        </w:tc>
+        <w:tc>
+          <w:tcPr>
+            <w:tcMar>
+              <w:top w:w="40" w:type="dxa"/>
+              <w:bottom w:w="40" w:type="dxa"/>
+              <w:left w:w="60" w:type="dxa"/>
+              <w:right w:w="60" w:type="dxa"/>
+            </w:tcMar>
+          </w:tcPr>
+          <w:p>
+            <w:pPr>
+              <w:pStyle w:val="Compact"/>
+              <w:spacing w:before="0" w:after="40" w:line="264" w:lineRule="auto"/>
+              <w:jc w:val="left"/>
+            </w:pPr>
+            <w:r>
+              <w:rPr>
+                <w:rFonts w:ascii="Calibri" w:hAnsi="Calibri"/>
+                <w:sz w:val="18"/>
+              </w:rPr>
+              <w:t xml:space="preserve">SMTP or SendGrid transport</w:t>
             </w:r>
           </w:p>
         </w:tc>
@@ -720,8 +912,9 @@
         <w:t xml:space="preserve">.</w:t>
       </w:r>
     </w:p>
-    <w:bookmarkEnd w:id="10"/>
-    <w:bookmarkStart w:id="11" w:name="frontend"/>
+    <w:bookmarkEnd w:id="11"/>
+    <w:bookmarkEnd w:id="12"/>
+    <w:bookmarkStart w:id="13" w:name="frontend"/>
     <w:p>
       <w:pPr>
         <w:pStyle w:val="Heading2"/>
@@ -803,8 +996,8 @@
         <w:t xml:space="preserve">).</w:t>
       </w:r>
     </w:p>
-    <w:bookmarkEnd w:id="11"/>
-    <w:bookmarkStart w:id="14" w:name="coding-conventions"/>
+    <w:bookmarkEnd w:id="13"/>
+    <w:bookmarkStart w:id="16" w:name="coding-conventions"/>
     <w:p>
       <w:pPr>
         <w:pStyle w:val="Heading2"/>
@@ -813,7 +1006,7 @@
         <w:t xml:space="preserve">Coding conventions</w:t>
       </w:r>
     </w:p>
-    <w:bookmarkStart w:id="12" w:name="backend-1"/>
+    <w:bookmarkStart w:id="14" w:name="backend-1"/>
     <w:p>
       <w:pPr>
         <w:pStyle w:val="Heading3"/>
@@ -979,8 +1172,8 @@
         <w:t xml:space="preserve">MANAGER</w:t>
       </w:r>
     </w:p>
-    <w:bookmarkEnd w:id="12"/>
-    <w:bookmarkStart w:id="13" w:name="frontend-1"/>
+    <w:bookmarkEnd w:id="14"/>
+    <w:bookmarkStart w:id="15" w:name="frontend-1"/>
     <w:p>
       <w:pPr>
         <w:pStyle w:val="Heading3"/>
@@ -1104,9 +1297,56 @@
         <w:t xml:space="preserve">)</w:t>
       </w:r>
     </w:p>
-    <w:bookmarkEnd w:id="13"/>
-    <w:bookmarkEnd w:id="14"/>
-    <w:bookmarkStart w:id="15" w:name="teach-while-building"/>
+    <w:p>
+      <w:pPr>
+        <w:pStyle w:val="Compact"/>
+        <w:numPr>
+          <w:ilvl w:val="0"/>
+          <w:numId w:val="1003"/>
+        </w:numPr>
+        <w:spacing w:after="160" w:line="276" w:lineRule="auto"/>
+        <w:jc w:val="left"/>
+      </w:pPr>
+      <w:r>
+        <w:t xml:space="preserve">Shared list footer:</w:t>
+      </w:r>
+      <w:r>
+        <w:t xml:space="preserve"> </w:t>
+      </w:r>
+      <w:r>
+        <w:rPr>
+          <w:rStyle w:val="VerbatimChar"/>
+        </w:rPr>
+        <w:t xml:space="preserve">app-list-pagination</w:t>
+      </w:r>
+      <w:r>
+        <w:t xml:space="preserve"> </w:t>
+      </w:r>
+      <w:r>
+        <w:t xml:space="preserve">(First/Prev/Next/Last +</w:t>
+      </w:r>
+      <w:r>
+        <w:t xml:space="preserve"> </w:t>
+      </w:r>
+      <w:r>
+        <w:t xml:space="preserve">Go to page; 1-based UI → 0-based API</w:t>
+      </w:r>
+      <w:r>
+        <w:t xml:space="preserve"> </w:t>
+      </w:r>
+      <w:r>
+        <w:rPr>
+          <w:rStyle w:val="VerbatimChar"/>
+        </w:rPr>
+        <w:t xml:space="preserve">page</w:t>
+      </w:r>
+      <w:r>
+        <w:t xml:space="preserve">)</w:t>
+      </w:r>
+    </w:p>
+    <w:bookmarkEnd w:id="15"/>
+    <w:bookmarkEnd w:id="16"/>
+    <w:bookmarkStart w:id="17" w:name="teach-while-building"/>
     <w:p>
       <w:pPr>
         <w:pStyle w:val="Heading2"/>
@@ -1146,8 +1386,8 @@
         <w:t xml:space="preserve">sync still applies when code lands.</w:t>
       </w:r>
     </w:p>
-    <w:bookmarkEnd w:id="15"/>
-    <w:bookmarkStart w:id="16" w:name="X402806cfabd7fed572f501f827e83be8068f916"/>
+    <w:bookmarkEnd w:id="17"/>
+    <w:bookmarkStart w:id="18" w:name="X402806cfabd7fed572f501f827e83be8068f916"/>
     <w:p>
       <w:pPr>
         <w:pStyle w:val="Heading2"/>
@@ -1230,8 +1470,8 @@
         <w:t xml:space="preserve">Refresh Mermaid diagrams when structure changes</w:t>
       </w:r>
     </w:p>
-    <w:bookmarkEnd w:id="16"/>
-    <w:bookmarkStart w:id="17" w:name="common-pitfalls"/>
+    <w:bookmarkEnd w:id="18"/>
+    <w:bookmarkStart w:id="19" w:name="common-pitfalls"/>
     <w:p>
       <w:pPr>
         <w:pStyle w:val="Heading2"/>
@@ -1272,12 +1512,6 @@
               <w:right w:w="60" w:type="dxa"/>
             </w:tcMar>
             <w:shd w:fill="1A365D" w:val="clear"/>
-            <w:tcMar>
-              <w:top w:w="40" w:type="dxa"/>
-              <w:bottom w:w="40" w:type="dxa"/>
-              <w:left w:w="60" w:type="dxa"/>
-              <w:right w:w="60" w:type="dxa"/>
-            </w:tcMar>
           </w:tcPr>
           <w:p>
             <w:pPr>
@@ -1305,12 +1539,6 @@
               <w:right w:w="60" w:type="dxa"/>
             </w:tcMar>
             <w:shd w:fill="1A365D" w:val="clear"/>
-            <w:tcMar>
-              <w:top w:w="40" w:type="dxa"/>
-              <w:bottom w:w="40" w:type="dxa"/>
-              <w:left w:w="60" w:type="dxa"/>
-              <w:right w:w="60" w:type="dxa"/>
-            </w:tcMar>
           </w:tcPr>
           <w:p>
             <w:pPr>
@@ -1333,12 +1561,6 @@
       <w:tr>
         <w:tc>
           <w:tcPr>
-            <w:tcMar>
-              <w:top w:w="40" w:type="dxa"/>
-              <w:bottom w:w="40" w:type="dxa"/>
-              <w:left w:w="60" w:type="dxa"/>
-              <w:right w:w="60" w:type="dxa"/>
-            </w:tcMar>
             <w:tcMar>
               <w:top w:w="40" w:type="dxa"/>
               <w:bottom w:w="40" w:type="dxa"/>
@@ -1383,12 +1605,6 @@
               <w:left w:w="60" w:type="dxa"/>
               <w:right w:w="60" w:type="dxa"/>
             </w:tcMar>
-            <w:tcMar>
-              <w:top w:w="40" w:type="dxa"/>
-              <w:bottom w:w="40" w:type="dxa"/>
-              <w:left w:w="60" w:type="dxa"/>
-              <w:right w:w="60" w:type="dxa"/>
-            </w:tcMar>
           </w:tcPr>
           <w:p>
             <w:pPr>
@@ -1409,12 +1625,6 @@
       <w:tr>
         <w:tc>
           <w:tcPr>
-            <w:tcMar>
-              <w:top w:w="40" w:type="dxa"/>
-              <w:bottom w:w="40" w:type="dxa"/>
-              <w:left w:w="60" w:type="dxa"/>
-              <w:right w:w="60" w:type="dxa"/>
-            </w:tcMar>
             <w:tcMar>
               <w:top w:w="40" w:type="dxa"/>
               <w:bottom w:w="40" w:type="dxa"/>
@@ -1453,12 +1663,6 @@
         </w:tc>
         <w:tc>
           <w:tcPr>
-            <w:tcMar>
-              <w:top w:w="40" w:type="dxa"/>
-              <w:bottom w:w="40" w:type="dxa"/>
-              <w:left w:w="60" w:type="dxa"/>
-              <w:right w:w="60" w:type="dxa"/>
-            </w:tcMar>
             <w:tcMar>
               <w:top w:w="40" w:type="dxa"/>
               <w:bottom w:w="40" w:type="dxa"/>
@@ -1505,12 +1709,6 @@
               <w:left w:w="60" w:type="dxa"/>
               <w:right w:w="60" w:type="dxa"/>
             </w:tcMar>
-            <w:tcMar>
-              <w:top w:w="40" w:type="dxa"/>
-              <w:bottom w:w="40" w:type="dxa"/>
-              <w:left w:w="60" w:type="dxa"/>
-              <w:right w:w="60" w:type="dxa"/>
-            </w:tcMar>
           </w:tcPr>
           <w:p>
             <w:pPr>
@@ -1543,12 +1741,6 @@
         </w:tc>
         <w:tc>
           <w:tcPr>
-            <w:tcMar>
-              <w:top w:w="40" w:type="dxa"/>
-              <w:bottom w:w="40" w:type="dxa"/>
-              <w:left w:w="60" w:type="dxa"/>
-              <w:right w:w="60" w:type="dxa"/>
-            </w:tcMar>
             <w:tcMar>
               <w:top w:w="40" w:type="dxa"/>
               <w:bottom w:w="40" w:type="dxa"/>
@@ -1610,12 +1802,6 @@
               <w:left w:w="60" w:type="dxa"/>
               <w:right w:w="60" w:type="dxa"/>
             </w:tcMar>
-            <w:tcMar>
-              <w:top w:w="40" w:type="dxa"/>
-              <w:bottom w:w="40" w:type="dxa"/>
-              <w:left w:w="60" w:type="dxa"/>
-              <w:right w:w="60" w:type="dxa"/>
-            </w:tcMar>
           </w:tcPr>
           <w:p>
             <w:pPr>
@@ -1648,12 +1834,6 @@
         </w:tc>
         <w:tc>
           <w:tcPr>
-            <w:tcMar>
-              <w:top w:w="40" w:type="dxa"/>
-              <w:bottom w:w="40" w:type="dxa"/>
-              <w:left w:w="60" w:type="dxa"/>
-              <w:right w:w="60" w:type="dxa"/>
-            </w:tcMar>
             <w:tcMar>
               <w:top w:w="40" w:type="dxa"/>
               <w:bottom w:w="40" w:type="dxa"/>
@@ -1706,9 +1886,289 @@
           </w:p>
         </w:tc>
       </w:tr>
+      <w:tr>
+        <w:tc>
+          <w:tcPr>
+            <w:tcMar>
+              <w:top w:w="40" w:type="dxa"/>
+              <w:bottom w:w="40" w:type="dxa"/>
+              <w:left w:w="60" w:type="dxa"/>
+              <w:right w:w="60" w:type="dxa"/>
+            </w:tcMar>
+          </w:tcPr>
+          <w:p>
+            <w:pPr>
+              <w:pStyle w:val="Compact"/>
+              <w:spacing w:before="0" w:after="40" w:line="264" w:lineRule="auto"/>
+              <w:jc w:val="left"/>
+            </w:pPr>
+            <w:r>
+              <w:rPr>
+                <w:rFonts w:ascii="Calibri" w:hAnsi="Calibri"/>
+                <w:sz w:val="18"/>
+              </w:rPr>
+              <w:t xml:space="preserve">Email shows</w:t>
+            </w:r>
+            <w:r>
+              <w:rPr>
+                <w:rFonts w:ascii="Calibri" w:hAnsi="Calibri"/>
+                <w:sz w:val="18"/>
+              </w:rPr>
+              <w:t xml:space="preserve"> </w:t>
+            </w:r>
+            <w:r>
+              <w:rPr>
+                <w:rStyle w:val="VerbatimChar"/>
+                <w:rFonts w:ascii="Calibri" w:hAnsi="Calibri"/>
+                <w:sz w:val="18"/>
+              </w:rPr>
+              <w:t xml:space="preserve">Customer@hash</w:t>
+            </w:r>
+          </w:p>
+        </w:tc>
+        <w:tc>
+          <w:tcPr>
+            <w:tcMar>
+              <w:top w:w="40" w:type="dxa"/>
+              <w:bottom w:w="40" w:type="dxa"/>
+              <w:left w:w="60" w:type="dxa"/>
+              <w:right w:w="60" w:type="dxa"/>
+            </w:tcMar>
+          </w:tcPr>
+          <w:p>
+            <w:pPr>
+              <w:pStyle w:val="Compact"/>
+              <w:spacing w:before="0" w:after="40" w:line="264" w:lineRule="auto"/>
+              <w:jc w:val="left"/>
+            </w:pPr>
+            <w:r>
+              <w:rPr>
+                <w:rFonts w:ascii="Calibri" w:hAnsi="Calibri"/>
+                <w:sz w:val="18"/>
+              </w:rPr>
+              <w:t xml:space="preserve">Do not concatenate</w:t>
+            </w:r>
+            <w:r>
+              <w:rPr>
+                <w:rFonts w:ascii="Calibri" w:hAnsi="Calibri"/>
+                <w:sz w:val="18"/>
+              </w:rPr>
+              <w:t xml:space="preserve"> </w:t>
+            </w:r>
+            <w:r>
+              <w:rPr>
+                <w:rStyle w:val="VerbatimChar"/>
+                <w:rFonts w:ascii="Calibri" w:hAnsi="Calibri"/>
+                <w:sz w:val="18"/>
+              </w:rPr>
+              <w:t xml:space="preserve">Customer</w:t>
+            </w:r>
+            <w:r>
+              <w:rPr>
+                <w:rFonts w:ascii="Calibri" w:hAnsi="Calibri"/>
+                <w:sz w:val="18"/>
+              </w:rPr>
+              <w:t xml:space="preserve"> </w:t>
+            </w:r>
+            <w:r>
+              <w:rPr>
+                <w:rFonts w:ascii="Calibri" w:hAnsi="Calibri"/>
+                <w:sz w:val="18"/>
+              </w:rPr>
+              <w:t xml:space="preserve">entity — use</w:t>
+            </w:r>
+            <w:r>
+              <w:rPr>
+                <w:rFonts w:ascii="Calibri" w:hAnsi="Calibri"/>
+                <w:sz w:val="18"/>
+              </w:rPr>
+              <w:t xml:space="preserve"> </w:t>
+            </w:r>
+            <w:r>
+              <w:rPr>
+                <w:rStyle w:val="VerbatimChar"/>
+                <w:rFonts w:ascii="Calibri" w:hAnsi="Calibri"/>
+                <w:sz w:val="18"/>
+              </w:rPr>
+              <w:t xml:space="preserve">customerLabel</w:t>
+            </w:r>
+          </w:p>
+        </w:tc>
+      </w:tr>
+      <w:tr>
+        <w:tc>
+          <w:tcPr>
+            <w:tcMar>
+              <w:top w:w="40" w:type="dxa"/>
+              <w:bottom w:w="40" w:type="dxa"/>
+              <w:left w:w="60" w:type="dxa"/>
+              <w:right w:w="60" w:type="dxa"/>
+            </w:tcMar>
+          </w:tcPr>
+          <w:p>
+            <w:pPr>
+              <w:pStyle w:val="Compact"/>
+              <w:spacing w:before="0" w:after="40" w:line="264" w:lineRule="auto"/>
+              <w:jc w:val="left"/>
+            </w:pPr>
+            <w:r>
+              <w:rPr>
+                <w:rFonts w:ascii="Calibri" w:hAnsi="Calibri"/>
+                <w:sz w:val="18"/>
+              </w:rPr>
+              <w:t xml:space="preserve">Render mail timeout</w:t>
+            </w:r>
+            <w:r>
+              <w:rPr>
+                <w:rFonts w:ascii="Calibri" w:hAnsi="Calibri"/>
+                <w:sz w:val="18"/>
+              </w:rPr>
+              <w:t xml:space="preserve"> </w:t>
+            </w:r>
+            <w:r>
+              <w:rPr>
+                <w:rFonts w:ascii="Calibri" w:hAnsi="Calibri"/>
+                <w:sz w:val="18"/>
+              </w:rPr>
+              <w:t xml:space="preserve">on SMTP</w:t>
+            </w:r>
+          </w:p>
+        </w:tc>
+        <w:tc>
+          <w:tcPr>
+            <w:tcMar>
+              <w:top w:w="40" w:type="dxa"/>
+              <w:bottom w:w="40" w:type="dxa"/>
+              <w:left w:w="60" w:type="dxa"/>
+              <w:right w:w="60" w:type="dxa"/>
+            </w:tcMar>
+          </w:tcPr>
+          <w:p>
+            <w:pPr>
+              <w:pStyle w:val="Compact"/>
+              <w:spacing w:before="0" w:after="40" w:line="264" w:lineRule="auto"/>
+              <w:jc w:val="left"/>
+            </w:pPr>
+            <w:r>
+              <w:rPr>
+                <w:rFonts w:ascii="Calibri" w:hAnsi="Calibri"/>
+                <w:sz w:val="18"/>
+              </w:rPr>
+              <w:t xml:space="preserve">Use</w:t>
+            </w:r>
+            <w:r>
+              <w:rPr>
+                <w:rFonts w:ascii="Calibri" w:hAnsi="Calibri"/>
+                <w:sz w:val="18"/>
+              </w:rPr>
+              <w:t xml:space="preserve"> </w:t>
+            </w:r>
+            <w:r>
+              <w:rPr>
+                <w:rStyle w:val="VerbatimChar"/>
+                <w:rFonts w:ascii="Calibri" w:hAnsi="Calibri"/>
+                <w:sz w:val="18"/>
+              </w:rPr>
+              <w:t xml:space="preserve">MAIL_TRANSPORT=sendgrid</w:t>
+            </w:r>
+            <w:r>
+              <w:rPr>
+                <w:rFonts w:ascii="Calibri" w:hAnsi="Calibri"/>
+                <w:sz w:val="18"/>
+              </w:rPr>
+              <w:t xml:space="preserve"> </w:t>
+            </w:r>
+            <w:r>
+              <w:rPr>
+                <w:rFonts w:ascii="Calibri" w:hAnsi="Calibri"/>
+                <w:sz w:val="18"/>
+              </w:rPr>
+              <w:t xml:space="preserve">(HTTPS); outbound SMTP blocked</w:t>
+            </w:r>
+          </w:p>
+        </w:tc>
+      </w:tr>
+      <w:tr>
+        <w:tc>
+          <w:tcPr>
+            <w:tcMar>
+              <w:top w:w="40" w:type="dxa"/>
+              <w:bottom w:w="40" w:type="dxa"/>
+              <w:left w:w="60" w:type="dxa"/>
+              <w:right w:w="60" w:type="dxa"/>
+            </w:tcMar>
+          </w:tcPr>
+          <w:p>
+            <w:pPr>
+              <w:pStyle w:val="Compact"/>
+              <w:spacing w:before="0" w:after="40" w:line="264" w:lineRule="auto"/>
+              <w:jc w:val="left"/>
+            </w:pPr>
+            <w:r>
+              <w:rPr>
+                <w:rFonts w:ascii="Calibri" w:hAnsi="Calibri"/>
+                <w:sz w:val="18"/>
+              </w:rPr>
+              <w:t xml:space="preserve">Render Docker CACHED</w:t>
+            </w:r>
+            <w:r>
+              <w:rPr>
+                <w:rFonts w:ascii="Calibri" w:hAnsi="Calibri"/>
+                <w:sz w:val="18"/>
+              </w:rPr>
+              <w:t xml:space="preserve"> </w:t>
+            </w:r>
+            <w:r>
+              <w:rPr>
+                <w:rFonts w:ascii="Calibri" w:hAnsi="Calibri"/>
+                <w:sz w:val="18"/>
+              </w:rPr>
+              <w:t xml:space="preserve">old WAR</w:t>
+            </w:r>
+          </w:p>
+        </w:tc>
+        <w:tc>
+          <w:tcPr>
+            <w:tcMar>
+              <w:top w:w="40" w:type="dxa"/>
+              <w:bottom w:w="40" w:type="dxa"/>
+              <w:left w:w="60" w:type="dxa"/>
+              <w:right w:w="60" w:type="dxa"/>
+            </w:tcMar>
+          </w:tcPr>
+          <w:p>
+            <w:pPr>
+              <w:pStyle w:val="Compact"/>
+              <w:spacing w:before="0" w:after="40" w:line="264" w:lineRule="auto"/>
+              <w:jc w:val="left"/>
+            </w:pPr>
+            <w:r>
+              <w:rPr>
+                <w:rFonts w:ascii="Calibri" w:hAnsi="Calibri"/>
+                <w:sz w:val="18"/>
+              </w:rPr>
+              <w:t xml:space="preserve">Manual Deploy → Clear build</w:t>
+            </w:r>
+            <w:r>
+              <w:rPr>
+                <w:rFonts w:ascii="Calibri" w:hAnsi="Calibri"/>
+                <w:sz w:val="18"/>
+              </w:rPr>
+              <w:t xml:space="preserve"> </w:t>
+            </w:r>
+            <w:r>
+              <w:rPr>
+                <w:rFonts w:ascii="Calibri" w:hAnsi="Calibri"/>
+                <w:sz w:val="18"/>
+              </w:rPr>
+              <w:t xml:space="preserve">cache &amp; deploy</w:t>
+            </w:r>
+          </w:p>
+        </w:tc>
+      </w:tr>
     </w:tbl>
-    <w:bookmarkEnd w:id="17"/>
-    <w:bookmarkStart w:id="18" w:name="suggested-next-build-slices"/>
+    <w:bookmarkEnd w:id="19"/>
+    <w:bookmarkStart w:id="20" w:name="suggested-next-build-slices"/>
     <w:p>
       <w:pPr>
         <w:pStyle w:val="Heading2"/>
@@ -1728,7 +2188,7 @@
         <w:jc w:val="left"/>
       </w:pPr>
       <w:r>
-        <w:t xml:space="preserve">Transaction ledger foundation</w:t>
+        <w:t xml:space="preserve">Notify both parties on transfer; Kafka outbox</w:t>
       </w:r>
     </w:p>
     <w:p>
@@ -1742,7 +2202,7 @@
         <w:jc w:val="left"/>
       </w:pPr>
       <w:r>
-        <w:t xml:space="preserve">Account detail + debit/credit history</w:t>
+        <w:t xml:space="preserve">Real customer portal / statement PDF</w:t>
       </w:r>
     </w:p>
     <w:p>
@@ -1756,7 +2216,7 @@
         <w:jc w:val="left"/>
       </w:pPr>
       <w:r>
-        <w:t xml:space="preserve">Withdraw</w:t>
+        <w:t xml:space="preserve">Deferred hardening list (security / validation)</w:t>
       </w:r>
     </w:p>
     <w:p>
@@ -1770,39 +2230,11 @@
         <w:jc w:val="left"/>
       </w:pPr>
       <w:r>
-        <w:t xml:space="preserve">Account list filters / polish</w:t>
+        <w:t xml:space="preserve">Status transition rules / maker–checker</w:t>
       </w:r>
     </w:p>
-    <w:p>
-      <w:pPr>
-        <w:pStyle w:val="Compact"/>
-        <w:numPr>
-          <w:ilvl w:val="0"/>
-          <w:numId w:val="1005"/>
-        </w:numPr>
-        <w:spacing w:after="160" w:line="276" w:lineRule="auto"/>
-        <w:jc w:val="left"/>
-      </w:pPr>
-      <w:r>
-        <w:t xml:space="preserve">Status transition rules</w:t>
-      </w:r>
-    </w:p>
-    <w:p>
-      <w:pPr>
-        <w:pStyle w:val="Compact"/>
-        <w:numPr>
-          <w:ilvl w:val="0"/>
-          <w:numId w:val="1005"/>
-        </w:numPr>
-        <w:spacing w:after="160" w:line="276" w:lineRule="auto"/>
-        <w:jc w:val="left"/>
-      </w:pPr>
-      <w:r>
-        <w:t xml:space="preserve">Maker–checker</w:t>
-      </w:r>
-    </w:p>
-    <w:bookmarkEnd w:id="18"/>
-    <w:bookmarkEnd w:id="19"/>
+    <w:bookmarkEnd w:id="20"/>
+    <w:bookmarkEnd w:id="21"/>
     <w:sectPr>
       <w:pgSz w:h="16838" w:w="11906"/>
       <w:pgMar w:bottom="1134" w:footer="720" w:gutter="0" w:header="720" w:left="1247" w:right="1247" w:top="1134"/>

--- a/docs/DEVELOPMENT_GUIDE.docx
+++ b/docs/DEVELOPMENT_GUIDE.docx
@@ -10,7 +10,7 @@
         <w:t xml:space="preserve">DEVELOPMENT_GUIDE</w:t>
       </w:r>
     </w:p>
-    <w:bookmarkStart w:id="21" w:name="development-guide"/>
+    <w:bookmarkStart w:id="22" w:name="development-guide"/>
     <w:p>
       <w:pPr>
         <w:pStyle w:val="Heading1"/>
@@ -35,8 +35,6 @@
           <w:ilvl w:val="0"/>
           <w:numId w:val="1001"/>
         </w:numPr>
-        <w:spacing w:after="160" w:line="276" w:lineRule="auto"/>
-        <w:jc w:val="left"/>
       </w:pPr>
       <w:r>
         <w:t xml:space="preserve">JDK</w:t>
@@ -59,8 +57,6 @@
           <w:ilvl w:val="0"/>
           <w:numId w:val="1001"/>
         </w:numPr>
-        <w:spacing w:after="160" w:line="276" w:lineRule="auto"/>
-        <w:jc w:val="left"/>
       </w:pPr>
       <w:r>
         <w:t xml:space="preserve">Maven 3.9+</w:t>
@@ -73,8 +69,6 @@
           <w:ilvl w:val="0"/>
           <w:numId w:val="1001"/>
         </w:numPr>
-        <w:spacing w:after="160" w:line="276" w:lineRule="auto"/>
-        <w:jc w:val="left"/>
       </w:pPr>
       <w:r>
         <w:t xml:space="preserve">Node.js + Angular CLI (frontend)</w:t>
@@ -87,8 +81,6 @@
           <w:ilvl w:val="0"/>
           <w:numId w:val="1001"/>
         </w:numPr>
-        <w:spacing w:after="160" w:line="276" w:lineRule="auto"/>
-        <w:jc w:val="left"/>
       </w:pPr>
       <w:r>
         <w:t xml:space="preserve">PostgreSQL with DB</w:t>
@@ -125,8 +117,6 @@
           <w:ilvl w:val="0"/>
           <w:numId w:val="1001"/>
         </w:numPr>
-        <w:spacing w:after="160" w:line="276" w:lineRule="auto"/>
-        <w:jc w:val="left"/>
       </w:pPr>
       <w:r>
         <w:t xml:space="preserve">Optional: Open Liberty under</w:t>
@@ -323,8 +313,6 @@
     <w:p>
       <w:pPr>
         <w:pStyle w:val="FirstParagraph"/>
-        <w:spacing w:after="160" w:line="276" w:lineRule="auto"/>
-        <w:jc w:val="left"/>
       </w:pPr>
       <w:r>
         <w:t xml:space="preserve">Key config:</w:t>
@@ -342,17 +330,9 @@
     <w:tbl>
       <w:tblPr>
         <w:tblStyle w:val="Table"/>
-        <w:tblW w:type="pct" w:w="5000"/>
-        <w:tblLayout w:type="autofit"/>
+        <w:tblW w:type="pct" w:w="4865"/>
+        <w:tblLayout w:type="fixed"/>
         <w:tblLook w:firstRow="1" w:lastRow="0" w:firstColumn="0" w:lastColumn="0" w:noHBand="0" w:noVBand="0" w:val="0020"/>
-        <w:tblBorders>
-          <w:top w:val="single" w:sz="4" w:space="0" w:color="CBD5E0"/>
-          <w:left w:val="single" w:sz="4" w:space="0" w:color="CBD5E0"/>
-          <w:bottom w:val="single" w:sz="4" w:space="0" w:color="CBD5E0"/>
-          <w:right w:val="single" w:sz="4" w:space="0" w:color="CBD5E0"/>
-          <w:insideH w:val="single" w:sz="4" w:space="0" w:color="CBD5E0"/>
-          <w:insideV w:val="single" w:sz="4" w:space="0" w:color="CBD5E0"/>
-        </w:tblBorders>
       </w:tblPr>
       <w:tblGrid>
         <w:gridCol w:w="4388"/>
@@ -363,55 +343,25 @@
           <w:tblHeader w:val="on"/>
         </w:trPr>
         <w:tc>
-          <w:tcPr>
-            <w:tcMar>
-              <w:top w:w="40" w:type="dxa"/>
-              <w:bottom w:w="40" w:type="dxa"/>
-              <w:left w:w="60" w:type="dxa"/>
-              <w:right w:w="60" w:type="dxa"/>
-            </w:tcMar>
-            <w:shd w:fill="1A365D" w:val="clear"/>
-          </w:tcPr>
+          <w:tcPr/>
           <w:p>
             <w:pPr>
               <w:pStyle w:val="Compact"/>
-              <w:spacing w:before="0" w:after="40" w:line="264" w:lineRule="auto"/>
               <w:jc w:val="left"/>
             </w:pPr>
             <w:r>
-              <w:rPr>
-                <w:rFonts w:ascii="Calibri" w:hAnsi="Calibri"/>
-                <w:b/>
-                <w:color w:val="FFFFFF"/>
-                <w:sz w:val="18"/>
-              </w:rPr>
               <w:t xml:space="preserve">Property</w:t>
             </w:r>
           </w:p>
         </w:tc>
         <w:tc>
-          <w:tcPr>
-            <w:tcMar>
-              <w:top w:w="40" w:type="dxa"/>
-              <w:bottom w:w="40" w:type="dxa"/>
-              <w:left w:w="60" w:type="dxa"/>
-              <w:right w:w="60" w:type="dxa"/>
-            </w:tcMar>
-            <w:shd w:fill="1A365D" w:val="clear"/>
-          </w:tcPr>
+          <w:tcPr/>
           <w:p>
             <w:pPr>
               <w:pStyle w:val="Compact"/>
-              <w:spacing w:before="0" w:after="40" w:line="264" w:lineRule="auto"/>
               <w:jc w:val="left"/>
             </w:pPr>
             <w:r>
-              <w:rPr>
-                <w:rFonts w:ascii="Calibri" w:hAnsi="Calibri"/>
-                <w:b/>
-                <w:color w:val="FFFFFF"/>
-                <w:sz w:val="18"/>
-              </w:rPr>
               <w:t xml:space="preserve">Purpose</w:t>
             </w:r>
           </w:p>
@@ -419,50 +369,28 @@
       </w:tr>
       <w:tr>
         <w:tc>
-          <w:tcPr>
-            <w:tcMar>
-              <w:top w:w="40" w:type="dxa"/>
-              <w:bottom w:w="40" w:type="dxa"/>
-              <w:left w:w="60" w:type="dxa"/>
-              <w:right w:w="60" w:type="dxa"/>
-            </w:tcMar>
-          </w:tcPr>
+          <w:tcPr/>
           <w:p>
             <w:pPr>
               <w:pStyle w:val="Compact"/>
-              <w:spacing w:before="0" w:after="40" w:line="264" w:lineRule="auto"/>
               <w:jc w:val="left"/>
             </w:pPr>
             <w:r>
               <w:rPr>
                 <w:rStyle w:val="VerbatimChar"/>
-                <w:rFonts w:ascii="Calibri" w:hAnsi="Calibri"/>
-                <w:sz w:val="18"/>
               </w:rPr>
               <w:t xml:space="preserve">spring.datasource.*</w:t>
             </w:r>
           </w:p>
         </w:tc>
         <w:tc>
-          <w:tcPr>
-            <w:tcMar>
-              <w:top w:w="40" w:type="dxa"/>
-              <w:bottom w:w="40" w:type="dxa"/>
-              <w:left w:w="60" w:type="dxa"/>
-              <w:right w:w="60" w:type="dxa"/>
-            </w:tcMar>
-          </w:tcPr>
+          <w:tcPr/>
           <w:p>
             <w:pPr>
               <w:pStyle w:val="Compact"/>
-              <w:spacing w:before="0" w:after="40" w:line="264" w:lineRule="auto"/>
               <w:jc w:val="left"/>
             </w:pPr>
             <w:r>
-              <w:rPr>
-                <w:rFonts w:ascii="Calibri" w:hAnsi="Calibri"/>
-                <w:sz w:val="18"/>
-              </w:rPr>
               <w:t xml:space="preserve">PostgreSQL connection</w:t>
             </w:r>
           </w:p>
@@ -470,50 +398,28 @@
       </w:tr>
       <w:tr>
         <w:tc>
-          <w:tcPr>
-            <w:tcMar>
-              <w:top w:w="40" w:type="dxa"/>
-              <w:bottom w:w="40" w:type="dxa"/>
-              <w:left w:w="60" w:type="dxa"/>
-              <w:right w:w="60" w:type="dxa"/>
-            </w:tcMar>
-          </w:tcPr>
+          <w:tcPr/>
           <w:p>
             <w:pPr>
               <w:pStyle w:val="Compact"/>
-              <w:spacing w:before="0" w:after="40" w:line="264" w:lineRule="auto"/>
               <w:jc w:val="left"/>
             </w:pPr>
             <w:r>
               <w:rPr>
                 <w:rStyle w:val="VerbatimChar"/>
-                <w:rFonts w:ascii="Calibri" w:hAnsi="Calibri"/>
-                <w:sz w:val="18"/>
               </w:rPr>
               <w:t xml:space="preserve">spring.jpa.hibernate.ddl-auto=update</w:t>
             </w:r>
           </w:p>
         </w:tc>
         <w:tc>
-          <w:tcPr>
-            <w:tcMar>
-              <w:top w:w="40" w:type="dxa"/>
-              <w:bottom w:w="40" w:type="dxa"/>
-              <w:left w:w="60" w:type="dxa"/>
-              <w:right w:w="60" w:type="dxa"/>
-            </w:tcMar>
-          </w:tcPr>
+          <w:tcPr/>
           <w:p>
             <w:pPr>
               <w:pStyle w:val="Compact"/>
-              <w:spacing w:before="0" w:after="40" w:line="264" w:lineRule="auto"/>
               <w:jc w:val="left"/>
             </w:pPr>
             <w:r>
-              <w:rPr>
-                <w:rFonts w:ascii="Calibri" w:hAnsi="Calibri"/>
-                <w:sz w:val="18"/>
-              </w:rPr>
               <w:t xml:space="preserve">Schema sync</w:t>
             </w:r>
           </w:p>
@@ -521,64 +427,36 @@
       </w:tr>
       <w:tr>
         <w:tc>
-          <w:tcPr>
-            <w:tcMar>
-              <w:top w:w="40" w:type="dxa"/>
-              <w:bottom w:w="40" w:type="dxa"/>
-              <w:left w:w="60" w:type="dxa"/>
-              <w:right w:w="60" w:type="dxa"/>
-            </w:tcMar>
-          </w:tcPr>
+          <w:tcPr/>
           <w:p>
             <w:pPr>
               <w:pStyle w:val="Compact"/>
-              <w:spacing w:before="0" w:after="40" w:line="264" w:lineRule="auto"/>
               <w:jc w:val="left"/>
             </w:pPr>
             <w:r>
               <w:rPr>
                 <w:rStyle w:val="VerbatimChar"/>
-                <w:rFonts w:ascii="Calibri" w:hAnsi="Calibri"/>
-                <w:sz w:val="18"/>
               </w:rPr>
               <w:t xml:space="preserve">spring.sql.init.mode=always</w:t>
             </w:r>
           </w:p>
         </w:tc>
         <w:tc>
-          <w:tcPr>
-            <w:tcMar>
-              <w:top w:w="40" w:type="dxa"/>
-              <w:bottom w:w="40" w:type="dxa"/>
-              <w:left w:w="60" w:type="dxa"/>
-              <w:right w:w="60" w:type="dxa"/>
-            </w:tcMar>
-          </w:tcPr>
+          <w:tcPr/>
           <w:p>
             <w:pPr>
               <w:pStyle w:val="Compact"/>
-              <w:spacing w:before="0" w:after="40" w:line="264" w:lineRule="auto"/>
               <w:jc w:val="left"/>
             </w:pPr>
             <w:r>
-              <w:rPr>
-                <w:rFonts w:ascii="Calibri" w:hAnsi="Calibri"/>
-                <w:sz w:val="18"/>
-              </w:rPr>
               <w:t xml:space="preserve">Runs</w:t>
             </w:r>
             <w:r>
-              <w:rPr>
-                <w:rFonts w:ascii="Calibri" w:hAnsi="Calibri"/>
-                <w:sz w:val="18"/>
-              </w:rPr>
               <w:t xml:space="preserve"> </w:t>
             </w:r>
             <w:r>
               <w:rPr>
                 <w:rStyle w:val="VerbatimChar"/>
-                <w:rFonts w:ascii="Calibri" w:hAnsi="Calibri"/>
-                <w:sz w:val="18"/>
               </w:rPr>
               <w:t xml:space="preserve">schema.sql</w:t>
             </w:r>
@@ -587,50 +465,28 @@
       </w:tr>
       <w:tr>
         <w:tc>
-          <w:tcPr>
-            <w:tcMar>
-              <w:top w:w="40" w:type="dxa"/>
-              <w:bottom w:w="40" w:type="dxa"/>
-              <w:left w:w="60" w:type="dxa"/>
-              <w:right w:w="60" w:type="dxa"/>
-            </w:tcMar>
-          </w:tcPr>
+          <w:tcPr/>
           <w:p>
             <w:pPr>
               <w:pStyle w:val="Compact"/>
-              <w:spacing w:before="0" w:after="40" w:line="264" w:lineRule="auto"/>
               <w:jc w:val="left"/>
             </w:pPr>
             <w:r>
               <w:rPr>
                 <w:rStyle w:val="VerbatimChar"/>
-                <w:rFonts w:ascii="Calibri" w:hAnsi="Calibri"/>
-                <w:sz w:val="18"/>
               </w:rPr>
               <w:t xml:space="preserve">server.port=8080</w:t>
             </w:r>
           </w:p>
         </w:tc>
         <w:tc>
-          <w:tcPr>
-            <w:tcMar>
-              <w:top w:w="40" w:type="dxa"/>
-              <w:bottom w:w="40" w:type="dxa"/>
-              <w:left w:w="60" w:type="dxa"/>
-              <w:right w:w="60" w:type="dxa"/>
-            </w:tcMar>
-          </w:tcPr>
+          <w:tcPr/>
           <w:p>
             <w:pPr>
               <w:pStyle w:val="Compact"/>
-              <w:spacing w:before="0" w:after="40" w:line="264" w:lineRule="auto"/>
               <w:jc w:val="left"/>
             </w:pPr>
             <w:r>
-              <w:rPr>
-                <w:rFonts w:ascii="Calibri" w:hAnsi="Calibri"/>
-                <w:sz w:val="18"/>
-              </w:rPr>
               <w:t xml:space="preserve">Embedded only</w:t>
             </w:r>
           </w:p>
@@ -638,79 +494,43 @@
       </w:tr>
       <w:tr>
         <w:tc>
-          <w:tcPr>
-            <w:tcMar>
-              <w:top w:w="40" w:type="dxa"/>
-              <w:bottom w:w="40" w:type="dxa"/>
-              <w:left w:w="60" w:type="dxa"/>
-              <w:right w:w="60" w:type="dxa"/>
-            </w:tcMar>
-          </w:tcPr>
+          <w:tcPr/>
           <w:p>
             <w:pPr>
               <w:pStyle w:val="Compact"/>
-              <w:spacing w:before="0" w:after="40" w:line="264" w:lineRule="auto"/>
               <w:jc w:val="left"/>
             </w:pPr>
             <w:r>
               <w:rPr>
                 <w:rStyle w:val="VerbatimChar"/>
-                <w:rFonts w:ascii="Calibri" w:hAnsi="Calibri"/>
-                <w:sz w:val="18"/>
               </w:rPr>
               <w:t xml:space="preserve">jwt.secret</w:t>
             </w:r>
             <w:r>
-              <w:rPr>
-                <w:rFonts w:ascii="Calibri" w:hAnsi="Calibri"/>
-                <w:sz w:val="18"/>
-              </w:rPr>
               <w:t xml:space="preserve"> </w:t>
             </w:r>
             <w:r>
-              <w:rPr>
-                <w:rFonts w:ascii="Calibri" w:hAnsi="Calibri"/>
-                <w:sz w:val="18"/>
-              </w:rPr>
               <w:t xml:space="preserve">/</w:t>
             </w:r>
             <w:r>
-              <w:rPr>
-                <w:rFonts w:ascii="Calibri" w:hAnsi="Calibri"/>
-                <w:sz w:val="18"/>
-              </w:rPr>
               <w:t xml:space="preserve"> </w:t>
             </w:r>
             <w:r>
               <w:rPr>
                 <w:rStyle w:val="VerbatimChar"/>
-                <w:rFonts w:ascii="Calibri" w:hAnsi="Calibri"/>
-                <w:sz w:val="18"/>
               </w:rPr>
               <w:t xml:space="preserve">jwt.expiration</w:t>
             </w:r>
           </w:p>
         </w:tc>
         <w:tc>
-          <w:tcPr>
-            <w:tcMar>
-              <w:top w:w="40" w:type="dxa"/>
-              <w:bottom w:w="40" w:type="dxa"/>
-              <w:left w:w="60" w:type="dxa"/>
-              <w:right w:w="60" w:type="dxa"/>
-            </w:tcMar>
-          </w:tcPr>
+          <w:tcPr/>
           <w:p>
             <w:pPr>
               <w:pStyle w:val="Compact"/>
-              <w:spacing w:before="0" w:after="40" w:line="264" w:lineRule="auto"/>
               <w:jc w:val="left"/>
             </w:pPr>
             <w:r>
-              <w:rPr>
-                <w:rFonts w:ascii="Calibri" w:hAnsi="Calibri"/>
-                <w:sz w:val="18"/>
-              </w:rPr>
               <w:t xml:space="preserve">JWT signing</w:t>
             </w:r>
           </w:p>
@@ -718,79 +538,43 @@
       </w:tr>
       <w:tr>
         <w:tc>
-          <w:tcPr>
-            <w:tcMar>
-              <w:top w:w="40" w:type="dxa"/>
-              <w:bottom w:w="40" w:type="dxa"/>
-              <w:left w:w="60" w:type="dxa"/>
-              <w:right w:w="60" w:type="dxa"/>
-            </w:tcMar>
-          </w:tcPr>
+          <w:tcPr/>
           <w:p>
             <w:pPr>
               <w:pStyle w:val="Compact"/>
-              <w:spacing w:before="0" w:after="40" w:line="264" w:lineRule="auto"/>
               <w:jc w:val="left"/>
             </w:pPr>
             <w:r>
               <w:rPr>
                 <w:rStyle w:val="VerbatimChar"/>
-                <w:rFonts w:ascii="Calibri" w:hAnsi="Calibri"/>
-                <w:sz w:val="18"/>
               </w:rPr>
               <w:t xml:space="preserve">app.kafka.*</w:t>
             </w:r>
             <w:r>
-              <w:rPr>
-                <w:rFonts w:ascii="Calibri" w:hAnsi="Calibri"/>
-                <w:sz w:val="18"/>
-              </w:rPr>
               <w:t xml:space="preserve"> </w:t>
             </w:r>
             <w:r>
-              <w:rPr>
-                <w:rFonts w:ascii="Calibri" w:hAnsi="Calibri"/>
-                <w:sz w:val="18"/>
-              </w:rPr>
               <w:t xml:space="preserve">/</w:t>
             </w:r>
             <w:r>
-              <w:rPr>
-                <w:rFonts w:ascii="Calibri" w:hAnsi="Calibri"/>
-                <w:sz w:val="18"/>
-              </w:rPr>
               <w:t xml:space="preserve"> </w:t>
             </w:r>
             <w:r>
               <w:rPr>
                 <w:rStyle w:val="VerbatimChar"/>
-                <w:rFonts w:ascii="Calibri" w:hAnsi="Calibri"/>
-                <w:sz w:val="18"/>
               </w:rPr>
               <w:t xml:space="preserve">KAFKA_*</w:t>
             </w:r>
           </w:p>
         </w:tc>
         <w:tc>
-          <w:tcPr>
-            <w:tcMar>
-              <w:top w:w="40" w:type="dxa"/>
-              <w:bottom w:w="40" w:type="dxa"/>
-              <w:left w:w="60" w:type="dxa"/>
-              <w:right w:w="60" w:type="dxa"/>
-            </w:tcMar>
-          </w:tcPr>
+          <w:tcPr/>
           <w:p>
             <w:pPr>
               <w:pStyle w:val="Compact"/>
-              <w:spacing w:before="0" w:after="40" w:line="264" w:lineRule="auto"/>
               <w:jc w:val="left"/>
             </w:pPr>
             <w:r>
-              <w:rPr>
-                <w:rFonts w:ascii="Calibri" w:hAnsi="Calibri"/>
-                <w:sz w:val="18"/>
-              </w:rPr>
               <w:t xml:space="preserve">Kafka notifications</w:t>
             </w:r>
           </w:p>
@@ -798,79 +582,43 @@
       </w:tr>
       <w:tr>
         <w:tc>
-          <w:tcPr>
-            <w:tcMar>
-              <w:top w:w="40" w:type="dxa"/>
-              <w:bottom w:w="40" w:type="dxa"/>
-              <w:left w:w="60" w:type="dxa"/>
-              <w:right w:w="60" w:type="dxa"/>
-            </w:tcMar>
-          </w:tcPr>
+          <w:tcPr/>
           <w:p>
             <w:pPr>
               <w:pStyle w:val="Compact"/>
-              <w:spacing w:before="0" w:after="40" w:line="264" w:lineRule="auto"/>
               <w:jc w:val="left"/>
             </w:pPr>
             <w:r>
               <w:rPr>
                 <w:rStyle w:val="VerbatimChar"/>
-                <w:rFonts w:ascii="Calibri" w:hAnsi="Calibri"/>
-                <w:sz w:val="18"/>
               </w:rPr>
               <w:t xml:space="preserve">app.mail.*</w:t>
             </w:r>
             <w:r>
-              <w:rPr>
-                <w:rFonts w:ascii="Calibri" w:hAnsi="Calibri"/>
-                <w:sz w:val="18"/>
-              </w:rPr>
               <w:t xml:space="preserve"> </w:t>
             </w:r>
             <w:r>
-              <w:rPr>
-                <w:rFonts w:ascii="Calibri" w:hAnsi="Calibri"/>
-                <w:sz w:val="18"/>
-              </w:rPr>
               <w:t xml:space="preserve">/</w:t>
             </w:r>
             <w:r>
-              <w:rPr>
-                <w:rFonts w:ascii="Calibri" w:hAnsi="Calibri"/>
-                <w:sz w:val="18"/>
-              </w:rPr>
               <w:t xml:space="preserve"> </w:t>
             </w:r>
             <w:r>
               <w:rPr>
                 <w:rStyle w:val="VerbatimChar"/>
-                <w:rFonts w:ascii="Calibri" w:hAnsi="Calibri"/>
-                <w:sz w:val="18"/>
               </w:rPr>
               <w:t xml:space="preserve">MAIL_*</w:t>
             </w:r>
           </w:p>
         </w:tc>
         <w:tc>
-          <w:tcPr>
-            <w:tcMar>
-              <w:top w:w="40" w:type="dxa"/>
-              <w:bottom w:w="40" w:type="dxa"/>
-              <w:left w:w="60" w:type="dxa"/>
-              <w:right w:w="60" w:type="dxa"/>
-            </w:tcMar>
-          </w:tcPr>
+          <w:tcPr/>
           <w:p>
             <w:pPr>
               <w:pStyle w:val="Compact"/>
-              <w:spacing w:before="0" w:after="40" w:line="264" w:lineRule="auto"/>
               <w:jc w:val="left"/>
             </w:pPr>
             <w:r>
-              <w:rPr>
-                <w:rFonts w:ascii="Calibri" w:hAnsi="Calibri"/>
-                <w:sz w:val="18"/>
-              </w:rPr>
               <w:t xml:space="preserve">SMTP or SendGrid transport</w:t>
             </w:r>
           </w:p>
@@ -955,8 +703,6 @@
     <w:p>
       <w:pPr>
         <w:pStyle w:val="FirstParagraph"/>
-        <w:spacing w:after="160" w:line="276" w:lineRule="auto"/>
-        <w:jc w:val="left"/>
       </w:pPr>
       <w:r>
         <w:t xml:space="preserve">Set API host in</w:t>
@@ -1022,8 +768,6 @@
           <w:ilvl w:val="0"/>
           <w:numId w:val="1002"/>
         </w:numPr>
-        <w:spacing w:after="160" w:line="276" w:lineRule="auto"/>
-        <w:jc w:val="left"/>
       </w:pPr>
       <w:r>
         <w:t xml:space="preserve">Package by domain:</w:t>
@@ -1045,8 +789,6 @@
           <w:ilvl w:val="0"/>
           <w:numId w:val="1002"/>
         </w:numPr>
-        <w:spacing w:after="160" w:line="276" w:lineRule="auto"/>
-        <w:jc w:val="left"/>
       </w:pPr>
       <w:r>
         <w:t xml:space="preserve">Prefer service interface +</w:t>
@@ -1068,8 +810,6 @@
           <w:ilvl w:val="0"/>
           <w:numId w:val="1002"/>
         </w:numPr>
-        <w:spacing w:after="160" w:line="276" w:lineRule="auto"/>
-        <w:jc w:val="left"/>
       </w:pPr>
       <w:r>
         <w:t xml:space="preserve">Search via JPA</w:t>
@@ -1097,8 +837,6 @@
           <w:ilvl w:val="0"/>
           <w:numId w:val="1002"/>
         </w:numPr>
-        <w:spacing w:after="160" w:line="276" w:lineRule="auto"/>
-        <w:jc w:val="left"/>
       </w:pPr>
       <w:r>
         <w:t xml:space="preserve">Map API responses through DTOs for accounts/policies; customers</w:t>
@@ -1117,8 +855,6 @@
           <w:ilvl w:val="0"/>
           <w:numId w:val="1002"/>
         </w:numPr>
-        <w:spacing w:after="160" w:line="276" w:lineRule="auto"/>
-        <w:jc w:val="left"/>
       </w:pPr>
       <w:r>
         <w:t xml:space="preserve">Security roles:</w:t>
@@ -1189,8 +925,6 @@
           <w:ilvl w:val="0"/>
           <w:numId w:val="1003"/>
         </w:numPr>
-        <w:spacing w:after="160" w:line="276" w:lineRule="auto"/>
-        <w:jc w:val="left"/>
       </w:pPr>
       <w:r>
         <w:t xml:space="preserve">Feature folders under</w:t>
@@ -1212,8 +946,6 @@
           <w:ilvl w:val="0"/>
           <w:numId w:val="1003"/>
         </w:numPr>
-        <w:spacing w:after="160" w:line="276" w:lineRule="auto"/>
-        <w:jc w:val="left"/>
       </w:pPr>
       <w:r>
         <w:t xml:space="preserve">Shared HTTP in</w:t>
@@ -1235,8 +967,6 @@
           <w:ilvl w:val="0"/>
           <w:numId w:val="1003"/>
         </w:numPr>
-        <w:spacing w:after="160" w:line="276" w:lineRule="auto"/>
-        <w:jc w:val="left"/>
       </w:pPr>
       <w:r>
         <w:t xml:space="preserve">Models in</w:t>
@@ -1258,8 +988,6 @@
           <w:ilvl w:val="0"/>
           <w:numId w:val="1003"/>
         </w:numPr>
-        <w:spacing w:after="160" w:line="276" w:lineRule="auto"/>
-        <w:jc w:val="left"/>
       </w:pPr>
       <w:r>
         <w:t xml:space="preserve">Bearer token via</w:t>
@@ -1281,8 +1009,6 @@
           <w:ilvl w:val="0"/>
           <w:numId w:val="1003"/>
         </w:numPr>
-        <w:spacing w:after="160" w:line="276" w:lineRule="auto"/>
-        <w:jc w:val="left"/>
       </w:pPr>
       <w:r>
         <w:t xml:space="preserve">Dialogs as standalone components (e.g. </w:t>
@@ -1304,8 +1030,6 @@
           <w:ilvl w:val="0"/>
           <w:numId w:val="1003"/>
         </w:numPr>
-        <w:spacing w:after="160" w:line="276" w:lineRule="auto"/>
-        <w:jc w:val="left"/>
       </w:pPr>
       <w:r>
         <w:t xml:space="preserve">Shared list footer:</w:t>
@@ -1358,8 +1082,6 @@
     <w:p>
       <w:pPr>
         <w:pStyle w:val="FirstParagraph"/>
-        <w:spacing w:after="160" w:line="276" w:lineRule="auto"/>
-        <w:jc w:val="left"/>
       </w:pPr>
       <w:r>
         <w:t xml:space="preserve">Project rule (</w:t>
@@ -1403,8 +1125,6 @@
           <w:ilvl w:val="0"/>
           <w:numId w:val="1004"/>
         </w:numPr>
-        <w:spacing w:after="160" w:line="276" w:lineRule="auto"/>
-        <w:jc w:val="left"/>
       </w:pPr>
       <w:r>
         <w:t xml:space="preserve">Update module doc under</w:t>
@@ -1426,8 +1146,6 @@
           <w:ilvl w:val="0"/>
           <w:numId w:val="1004"/>
         </w:numPr>
-        <w:spacing w:after="160" w:line="276" w:lineRule="auto"/>
-        <w:jc w:val="left"/>
       </w:pPr>
       <w:r>
         <w:t xml:space="preserve">Update API / schema / sequences / call flow if surfaces changed</w:t>
@@ -1440,8 +1158,6 @@
           <w:ilvl w:val="0"/>
           <w:numId w:val="1004"/>
         </w:numPr>
-        <w:spacing w:after="160" w:line="276" w:lineRule="auto"/>
-        <w:jc w:val="left"/>
       </w:pPr>
       <w:r>
         <w:t xml:space="preserve">Append</w:t>
@@ -1463,8 +1179,6 @@
           <w:ilvl w:val="0"/>
           <w:numId w:val="1004"/>
         </w:numPr>
-        <w:spacing w:after="160" w:line="276" w:lineRule="auto"/>
-        <w:jc w:val="left"/>
       </w:pPr>
       <w:r>
         <w:t xml:space="preserve">Refresh Mermaid diagrams when structure changes</w:t>
@@ -1483,17 +1197,9 @@
     <w:tbl>
       <w:tblPr>
         <w:tblStyle w:val="Table"/>
-        <w:tblW w:type="pct" w:w="5000"/>
-        <w:tblLayout w:type="autofit"/>
+        <w:tblW w:type="pct" w:w="4236"/>
+        <w:tblLayout w:type="fixed"/>
         <w:tblLook w:firstRow="1" w:lastRow="0" w:firstColumn="0" w:lastColumn="0" w:noHBand="0" w:noVBand="0" w:val="0020"/>
-        <w:tblBorders>
-          <w:top w:val="single" w:sz="4" w:space="0" w:color="CBD5E0"/>
-          <w:left w:val="single" w:sz="4" w:space="0" w:color="CBD5E0"/>
-          <w:bottom w:val="single" w:sz="4" w:space="0" w:color="CBD5E0"/>
-          <w:right w:val="single" w:sz="4" w:space="0" w:color="CBD5E0"/>
-          <w:insideH w:val="single" w:sz="4" w:space="0" w:color="CBD5E0"/>
-          <w:insideV w:val="single" w:sz="4" w:space="0" w:color="CBD5E0"/>
-        </w:tblBorders>
       </w:tblPr>
       <w:tblGrid>
         <w:gridCol w:w="2420"/>
@@ -1504,55 +1210,25 @@
           <w:tblHeader w:val="on"/>
         </w:trPr>
         <w:tc>
-          <w:tcPr>
-            <w:tcMar>
-              <w:top w:w="40" w:type="dxa"/>
-              <w:bottom w:w="40" w:type="dxa"/>
-              <w:left w:w="60" w:type="dxa"/>
-              <w:right w:w="60" w:type="dxa"/>
-            </w:tcMar>
-            <w:shd w:fill="1A365D" w:val="clear"/>
-          </w:tcPr>
+          <w:tcPr/>
           <w:p>
             <w:pPr>
               <w:pStyle w:val="Compact"/>
-              <w:spacing w:before="0" w:after="40" w:line="264" w:lineRule="auto"/>
               <w:jc w:val="left"/>
             </w:pPr>
             <w:r>
-              <w:rPr>
-                <w:rFonts w:ascii="Calibri" w:hAnsi="Calibri"/>
-                <w:b/>
-                <w:color w:val="FFFFFF"/>
-                <w:sz w:val="18"/>
-              </w:rPr>
               <w:t xml:space="preserve">Symptom</w:t>
             </w:r>
           </w:p>
         </w:tc>
         <w:tc>
-          <w:tcPr>
-            <w:tcMar>
-              <w:top w:w="40" w:type="dxa"/>
-              <w:bottom w:w="40" w:type="dxa"/>
-              <w:left w:w="60" w:type="dxa"/>
-              <w:right w:w="60" w:type="dxa"/>
-            </w:tcMar>
-            <w:shd w:fill="1A365D" w:val="clear"/>
-          </w:tcPr>
+          <w:tcPr/>
           <w:p>
             <w:pPr>
               <w:pStyle w:val="Compact"/>
-              <w:spacing w:before="0" w:after="40" w:line="264" w:lineRule="auto"/>
               <w:jc w:val="left"/>
             </w:pPr>
             <w:r>
-              <w:rPr>
-                <w:rFonts w:ascii="Calibri" w:hAnsi="Calibri"/>
-                <w:b/>
-                <w:color w:val="FFFFFF"/>
-                <w:sz w:val="18"/>
-              </w:rPr>
               <w:t xml:space="preserve">Likely cause</w:t>
             </w:r>
           </w:p>
@@ -1560,63 +1236,31 @@
       </w:tr>
       <w:tr>
         <w:tc>
-          <w:tcPr>
-            <w:tcMar>
-              <w:top w:w="40" w:type="dxa"/>
-              <w:bottom w:w="40" w:type="dxa"/>
-              <w:left w:w="60" w:type="dxa"/>
-              <w:right w:w="60" w:type="dxa"/>
-            </w:tcMar>
-          </w:tcPr>
+          <w:tcPr/>
           <w:p>
             <w:pPr>
               <w:pStyle w:val="Compact"/>
-              <w:spacing w:before="0" w:after="40" w:line="264" w:lineRule="auto"/>
               <w:jc w:val="left"/>
             </w:pPr>
             <w:r>
-              <w:rPr>
-                <w:rFonts w:ascii="Calibri" w:hAnsi="Calibri"/>
-                <w:sz w:val="18"/>
-              </w:rPr>
               <w:t xml:space="preserve">405 on new GET</w:t>
             </w:r>
             <w:r>
-              <w:rPr>
-                <w:rFonts w:ascii="Calibri" w:hAnsi="Calibri"/>
-                <w:sz w:val="18"/>
-              </w:rPr>
               <w:t xml:space="preserve"> </w:t>
             </w:r>
             <w:r>
-              <w:rPr>
-                <w:rFonts w:ascii="Calibri" w:hAnsi="Calibri"/>
-                <w:sz w:val="18"/>
-              </w:rPr>
               <w:t xml:space="preserve">endpoint</w:t>
             </w:r>
           </w:p>
         </w:tc>
         <w:tc>
-          <w:tcPr>
-            <w:tcMar>
-              <w:top w:w="40" w:type="dxa"/>
-              <w:bottom w:w="40" w:type="dxa"/>
-              <w:left w:w="60" w:type="dxa"/>
-              <w:right w:w="60" w:type="dxa"/>
-            </w:tcMar>
-          </w:tcPr>
+          <w:tcPr/>
           <w:p>
             <w:pPr>
               <w:pStyle w:val="Compact"/>
-              <w:spacing w:before="0" w:after="40" w:line="264" w:lineRule="auto"/>
               <w:jc w:val="left"/>
             </w:pPr>
             <w:r>
-              <w:rPr>
-                <w:rFonts w:ascii="Calibri" w:hAnsi="Calibri"/>
-                <w:sz w:val="18"/>
-              </w:rPr>
               <w:t xml:space="preserve">Stale Liberty WAR — redeploy</w:t>
             </w:r>
           </w:p>
@@ -1624,77 +1268,37 @@
       </w:tr>
       <w:tr>
         <w:tc>
-          <w:tcPr>
-            <w:tcMar>
-              <w:top w:w="40" w:type="dxa"/>
-              <w:bottom w:w="40" w:type="dxa"/>
-              <w:left w:w="60" w:type="dxa"/>
-              <w:right w:w="60" w:type="dxa"/>
-            </w:tcMar>
-          </w:tcPr>
+          <w:tcPr/>
           <w:p>
             <w:pPr>
               <w:pStyle w:val="Compact"/>
-              <w:spacing w:before="0" w:after="40" w:line="264" w:lineRule="auto"/>
               <w:jc w:val="left"/>
             </w:pPr>
             <w:r>
-              <w:rPr>
-                <w:rFonts w:ascii="Calibri" w:hAnsi="Calibri"/>
-                <w:sz w:val="18"/>
-              </w:rPr>
               <w:t xml:space="preserve">Opening CURRENT fails</w:t>
             </w:r>
             <w:r>
-              <w:rPr>
-                <w:rFonts w:ascii="Calibri" w:hAnsi="Calibri"/>
-                <w:sz w:val="18"/>
-              </w:rPr>
               <w:t xml:space="preserve"> </w:t>
             </w:r>
             <w:r>
-              <w:rPr>
-                <w:rFonts w:ascii="Calibri" w:hAnsi="Calibri"/>
-                <w:sz w:val="18"/>
-              </w:rPr>
               <w:t xml:space="preserve">on deposit</w:t>
             </w:r>
           </w:p>
         </w:tc>
         <w:tc>
-          <w:tcPr>
-            <w:tcMar>
-              <w:top w:w="40" w:type="dxa"/>
-              <w:bottom w:w="40" w:type="dxa"/>
-              <w:left w:w="60" w:type="dxa"/>
-              <w:right w:w="60" w:type="dxa"/>
-            </w:tcMar>
-          </w:tcPr>
+          <w:tcPr/>
           <w:p>
             <w:pPr>
               <w:pStyle w:val="Compact"/>
-              <w:spacing w:before="0" w:after="40" w:line="264" w:lineRule="auto"/>
               <w:jc w:val="left"/>
             </w:pPr>
             <w:r>
-              <w:rPr>
-                <w:rFonts w:ascii="Calibri" w:hAnsi="Calibri"/>
-                <w:sz w:val="18"/>
-              </w:rPr>
               <w:t xml:space="preserve">Policy requires min opening (seed</w:t>
             </w:r>
             <w:r>
-              <w:rPr>
-                <w:rFonts w:ascii="Calibri" w:hAnsi="Calibri"/>
-                <w:sz w:val="18"/>
-              </w:rPr>
               <w:t xml:space="preserve"> </w:t>
             </w:r>
             <w:r>
-              <w:rPr>
-                <w:rFonts w:ascii="Calibri" w:hAnsi="Calibri"/>
-                <w:sz w:val="18"/>
-              </w:rPr>
               <w:t xml:space="preserve">CURRENT/INR = 5000)</w:t>
             </w:r>
           </w:p>
@@ -1702,91 +1306,45 @@
       </w:tr>
       <w:tr>
         <w:tc>
-          <w:tcPr>
-            <w:tcMar>
-              <w:top w:w="40" w:type="dxa"/>
-              <w:bottom w:w="40" w:type="dxa"/>
-              <w:left w:w="60" w:type="dxa"/>
-              <w:right w:w="60" w:type="dxa"/>
-            </w:tcMar>
-          </w:tcPr>
+          <w:tcPr/>
           <w:p>
             <w:pPr>
               <w:pStyle w:val="Compact"/>
-              <w:spacing w:before="0" w:after="40" w:line="264" w:lineRule="auto"/>
               <w:jc w:val="left"/>
             </w:pPr>
             <w:r>
-              <w:rPr>
-                <w:rFonts w:ascii="Calibri" w:hAnsi="Calibri"/>
-                <w:sz w:val="18"/>
-              </w:rPr>
               <w:t xml:space="preserve">CORS errors from</w:t>
             </w:r>
             <w:r>
-              <w:rPr>
-                <w:rFonts w:ascii="Calibri" w:hAnsi="Calibri"/>
-                <w:sz w:val="18"/>
-              </w:rPr>
               <w:t xml:space="preserve"> </w:t>
             </w:r>
             <w:r>
-              <w:rPr>
-                <w:rFonts w:ascii="Calibri" w:hAnsi="Calibri"/>
-                <w:sz w:val="18"/>
-              </w:rPr>
               <w:t xml:space="preserve">phone/LAN</w:t>
             </w:r>
           </w:p>
         </w:tc>
         <w:tc>
-          <w:tcPr>
-            <w:tcMar>
-              <w:top w:w="40" w:type="dxa"/>
-              <w:bottom w:w="40" w:type="dxa"/>
-              <w:left w:w="60" w:type="dxa"/>
-              <w:right w:w="60" w:type="dxa"/>
-            </w:tcMar>
-          </w:tcPr>
+          <w:tcPr/>
           <w:p>
             <w:pPr>
               <w:pStyle w:val="Compact"/>
-              <w:spacing w:before="0" w:after="40" w:line="264" w:lineRule="auto"/>
               <w:jc w:val="left"/>
             </w:pPr>
             <w:r>
-              <w:rPr>
-                <w:rFonts w:ascii="Calibri" w:hAnsi="Calibri"/>
-                <w:sz w:val="18"/>
-              </w:rPr>
               <w:t xml:space="preserve">Firewall / AP isolation; CORS already</w:t>
             </w:r>
             <w:r>
-              <w:rPr>
-                <w:rFonts w:ascii="Calibri" w:hAnsi="Calibri"/>
-                <w:sz w:val="18"/>
-              </w:rPr>
               <w:t xml:space="preserve"> </w:t>
             </w:r>
             <w:r>
-              <w:rPr>
-                <w:rFonts w:ascii="Calibri" w:hAnsi="Calibri"/>
-                <w:sz w:val="18"/>
-              </w:rPr>
               <w:t xml:space="preserve">allows</w:t>
             </w:r>
             <w:r>
-              <w:rPr>
-                <w:rFonts w:ascii="Calibri" w:hAnsi="Calibri"/>
-                <w:sz w:val="18"/>
-              </w:rPr>
               <w:t xml:space="preserve"> </w:t>
             </w:r>
             <w:r>
               <w:rPr>
                 <w:rStyle w:val="VerbatimChar"/>
-                <w:rFonts w:ascii="Calibri" w:hAnsi="Calibri"/>
-                <w:sz w:val="18"/>
               </w:rPr>
               <w:t xml:space="preserve">192.168.0.4</w:t>
             </w:r>
@@ -1795,92 +1353,46 @@
       </w:tr>
       <w:tr>
         <w:tc>
-          <w:tcPr>
-            <w:tcMar>
-              <w:top w:w="40" w:type="dxa"/>
-              <w:bottom w:w="40" w:type="dxa"/>
-              <w:left w:w="60" w:type="dxa"/>
-              <w:right w:w="60" w:type="dxa"/>
-            </w:tcMar>
-          </w:tcPr>
+          <w:tcPr/>
           <w:p>
             <w:pPr>
               <w:pStyle w:val="Compact"/>
-              <w:spacing w:before="0" w:after="40" w:line="264" w:lineRule="auto"/>
               <w:jc w:val="left"/>
             </w:pPr>
             <w:r>
-              <w:rPr>
-                <w:rFonts w:ascii="Calibri" w:hAnsi="Calibri"/>
-                <w:sz w:val="18"/>
-              </w:rPr>
               <w:t xml:space="preserve">Roles missing after</w:t>
             </w:r>
             <w:r>
-              <w:rPr>
-                <w:rFonts w:ascii="Calibri" w:hAnsi="Calibri"/>
-                <w:sz w:val="18"/>
-              </w:rPr>
               <w:t xml:space="preserve"> </w:t>
             </w:r>
             <w:r>
-              <w:rPr>
-                <w:rFonts w:ascii="Calibri" w:hAnsi="Calibri"/>
-                <w:sz w:val="18"/>
-              </w:rPr>
               <w:t xml:space="preserve">login</w:t>
             </w:r>
           </w:p>
         </w:tc>
         <w:tc>
-          <w:tcPr>
-            <w:tcMar>
-              <w:top w:w="40" w:type="dxa"/>
-              <w:bottom w:w="40" w:type="dxa"/>
-              <w:left w:w="60" w:type="dxa"/>
-              <w:right w:w="60" w:type="dxa"/>
-            </w:tcMar>
-          </w:tcPr>
+          <w:tcPr/>
           <w:p>
             <w:pPr>
               <w:pStyle w:val="Compact"/>
-              <w:spacing w:before="0" w:after="40" w:line="264" w:lineRule="auto"/>
               <w:jc w:val="left"/>
             </w:pPr>
             <w:r>
-              <w:rPr>
-                <w:rFonts w:ascii="Calibri" w:hAnsi="Calibri"/>
-                <w:sz w:val="18"/>
-              </w:rPr>
               <w:t xml:space="preserve">Roles not in JWT — check</w:t>
             </w:r>
             <w:r>
-              <w:rPr>
-                <w:rFonts w:ascii="Calibri" w:hAnsi="Calibri"/>
-                <w:sz w:val="18"/>
-              </w:rPr>
               <w:t xml:space="preserve"> </w:t>
             </w:r>
             <w:r>
               <w:rPr>
                 <w:rStyle w:val="VerbatimChar"/>
-                <w:rFonts w:ascii="Calibri" w:hAnsi="Calibri"/>
-                <w:sz w:val="18"/>
               </w:rPr>
               <w:t xml:space="preserve">user_roles</w:t>
             </w:r>
             <w:r>
-              <w:rPr>
-                <w:rFonts w:ascii="Calibri" w:hAnsi="Calibri"/>
-                <w:sz w:val="18"/>
-              </w:rPr>
               <w:t xml:space="preserve"> </w:t>
             </w:r>
             <w:r>
-              <w:rPr>
-                <w:rFonts w:ascii="Calibri" w:hAnsi="Calibri"/>
-                <w:sz w:val="18"/>
-              </w:rPr>
               <w:t xml:space="preserve">and filter reload</w:t>
             </w:r>
           </w:p>
@@ -1888,107 +1400,57 @@
       </w:tr>
       <w:tr>
         <w:tc>
-          <w:tcPr>
-            <w:tcMar>
-              <w:top w:w="40" w:type="dxa"/>
-              <w:bottom w:w="40" w:type="dxa"/>
-              <w:left w:w="60" w:type="dxa"/>
-              <w:right w:w="60" w:type="dxa"/>
-            </w:tcMar>
-          </w:tcPr>
+          <w:tcPr/>
           <w:p>
             <w:pPr>
               <w:pStyle w:val="Compact"/>
-              <w:spacing w:before="0" w:after="40" w:line="264" w:lineRule="auto"/>
               <w:jc w:val="left"/>
             </w:pPr>
             <w:r>
-              <w:rPr>
-                <w:rFonts w:ascii="Calibri" w:hAnsi="Calibri"/>
-                <w:sz w:val="18"/>
-              </w:rPr>
               <w:t xml:space="preserve">Email shows</w:t>
             </w:r>
             <w:r>
-              <w:rPr>
-                <w:rFonts w:ascii="Calibri" w:hAnsi="Calibri"/>
-                <w:sz w:val="18"/>
-              </w:rPr>
               <w:t xml:space="preserve"> </w:t>
             </w:r>
             <w:r>
               <w:rPr>
                 <w:rStyle w:val="VerbatimChar"/>
-                <w:rFonts w:ascii="Calibri" w:hAnsi="Calibri"/>
-                <w:sz w:val="18"/>
               </w:rPr>
               <w:t xml:space="preserve">Customer@hash</w:t>
             </w:r>
           </w:p>
         </w:tc>
         <w:tc>
-          <w:tcPr>
-            <w:tcMar>
-              <w:top w:w="40" w:type="dxa"/>
-              <w:bottom w:w="40" w:type="dxa"/>
-              <w:left w:w="60" w:type="dxa"/>
-              <w:right w:w="60" w:type="dxa"/>
-            </w:tcMar>
-          </w:tcPr>
+          <w:tcPr/>
           <w:p>
             <w:pPr>
               <w:pStyle w:val="Compact"/>
-              <w:spacing w:before="0" w:after="40" w:line="264" w:lineRule="auto"/>
               <w:jc w:val="left"/>
             </w:pPr>
             <w:r>
-              <w:rPr>
-                <w:rFonts w:ascii="Calibri" w:hAnsi="Calibri"/>
-                <w:sz w:val="18"/>
-              </w:rPr>
               <w:t xml:space="preserve">Do not concatenate</w:t>
             </w:r>
             <w:r>
-              <w:rPr>
-                <w:rFonts w:ascii="Calibri" w:hAnsi="Calibri"/>
-                <w:sz w:val="18"/>
-              </w:rPr>
               <w:t xml:space="preserve"> </w:t>
             </w:r>
             <w:r>
               <w:rPr>
                 <w:rStyle w:val="VerbatimChar"/>
-                <w:rFonts w:ascii="Calibri" w:hAnsi="Calibri"/>
-                <w:sz w:val="18"/>
               </w:rPr>
               <w:t xml:space="preserve">Customer</w:t>
             </w:r>
             <w:r>
-              <w:rPr>
-                <w:rFonts w:ascii="Calibri" w:hAnsi="Calibri"/>
-                <w:sz w:val="18"/>
-              </w:rPr>
               <w:t xml:space="preserve"> </w:t>
             </w:r>
             <w:r>
-              <w:rPr>
-                <w:rFonts w:ascii="Calibri" w:hAnsi="Calibri"/>
-                <w:sz w:val="18"/>
-              </w:rPr>
               <w:t xml:space="preserve">entity — use</w:t>
             </w:r>
             <w:r>
-              <w:rPr>
-                <w:rFonts w:ascii="Calibri" w:hAnsi="Calibri"/>
-                <w:sz w:val="18"/>
-              </w:rPr>
               <w:t xml:space="preserve"> </w:t>
             </w:r>
             <w:r>
               <w:rPr>
                 <w:rStyle w:val="VerbatimChar"/>
-                <w:rFonts w:ascii="Calibri" w:hAnsi="Calibri"/>
-                <w:sz w:val="18"/>
               </w:rPr>
               <w:t xml:space="preserve">customerLabel</w:t>
             </w:r>
@@ -1997,92 +1459,46 @@
       </w:tr>
       <w:tr>
         <w:tc>
-          <w:tcPr>
-            <w:tcMar>
-              <w:top w:w="40" w:type="dxa"/>
-              <w:bottom w:w="40" w:type="dxa"/>
-              <w:left w:w="60" w:type="dxa"/>
-              <w:right w:w="60" w:type="dxa"/>
-            </w:tcMar>
-          </w:tcPr>
+          <w:tcPr/>
           <w:p>
             <w:pPr>
               <w:pStyle w:val="Compact"/>
-              <w:spacing w:before="0" w:after="40" w:line="264" w:lineRule="auto"/>
               <w:jc w:val="left"/>
             </w:pPr>
             <w:r>
-              <w:rPr>
-                <w:rFonts w:ascii="Calibri" w:hAnsi="Calibri"/>
-                <w:sz w:val="18"/>
-              </w:rPr>
               <w:t xml:space="preserve">Render mail timeout</w:t>
             </w:r>
             <w:r>
-              <w:rPr>
-                <w:rFonts w:ascii="Calibri" w:hAnsi="Calibri"/>
-                <w:sz w:val="18"/>
-              </w:rPr>
               <w:t xml:space="preserve"> </w:t>
             </w:r>
             <w:r>
-              <w:rPr>
-                <w:rFonts w:ascii="Calibri" w:hAnsi="Calibri"/>
-                <w:sz w:val="18"/>
-              </w:rPr>
               <w:t xml:space="preserve">on SMTP</w:t>
             </w:r>
           </w:p>
         </w:tc>
         <w:tc>
-          <w:tcPr>
-            <w:tcMar>
-              <w:top w:w="40" w:type="dxa"/>
-              <w:bottom w:w="40" w:type="dxa"/>
-              <w:left w:w="60" w:type="dxa"/>
-              <w:right w:w="60" w:type="dxa"/>
-            </w:tcMar>
-          </w:tcPr>
+          <w:tcPr/>
           <w:p>
             <w:pPr>
               <w:pStyle w:val="Compact"/>
-              <w:spacing w:before="0" w:after="40" w:line="264" w:lineRule="auto"/>
               <w:jc w:val="left"/>
             </w:pPr>
             <w:r>
-              <w:rPr>
-                <w:rFonts w:ascii="Calibri" w:hAnsi="Calibri"/>
-                <w:sz w:val="18"/>
-              </w:rPr>
               <w:t xml:space="preserve">Use</w:t>
             </w:r>
             <w:r>
-              <w:rPr>
-                <w:rFonts w:ascii="Calibri" w:hAnsi="Calibri"/>
-                <w:sz w:val="18"/>
-              </w:rPr>
               <w:t xml:space="preserve"> </w:t>
             </w:r>
             <w:r>
               <w:rPr>
                 <w:rStyle w:val="VerbatimChar"/>
-                <w:rFonts w:ascii="Calibri" w:hAnsi="Calibri"/>
-                <w:sz w:val="18"/>
               </w:rPr>
               <w:t xml:space="preserve">MAIL_TRANSPORT=sendgrid</w:t>
             </w:r>
             <w:r>
-              <w:rPr>
-                <w:rFonts w:ascii="Calibri" w:hAnsi="Calibri"/>
-                <w:sz w:val="18"/>
-              </w:rPr>
               <w:t xml:space="preserve"> </w:t>
             </w:r>
             <w:r>
-              <w:rPr>
-                <w:rFonts w:ascii="Calibri" w:hAnsi="Calibri"/>
-                <w:sz w:val="18"/>
-              </w:rPr>
               <w:t xml:space="preserve">(HTTPS); outbound SMTP blocked</w:t>
             </w:r>
           </w:p>
@@ -2090,77 +1506,37 @@
       </w:tr>
       <w:tr>
         <w:tc>
-          <w:tcPr>
-            <w:tcMar>
-              <w:top w:w="40" w:type="dxa"/>
-              <w:bottom w:w="40" w:type="dxa"/>
-              <w:left w:w="60" w:type="dxa"/>
-              <w:right w:w="60" w:type="dxa"/>
-            </w:tcMar>
-          </w:tcPr>
+          <w:tcPr/>
           <w:p>
             <w:pPr>
               <w:pStyle w:val="Compact"/>
-              <w:spacing w:before="0" w:after="40" w:line="264" w:lineRule="auto"/>
               <w:jc w:val="left"/>
             </w:pPr>
             <w:r>
-              <w:rPr>
-                <w:rFonts w:ascii="Calibri" w:hAnsi="Calibri"/>
-                <w:sz w:val="18"/>
-              </w:rPr>
               <w:t xml:space="preserve">Render Docker CACHED</w:t>
             </w:r>
             <w:r>
-              <w:rPr>
-                <w:rFonts w:ascii="Calibri" w:hAnsi="Calibri"/>
-                <w:sz w:val="18"/>
-              </w:rPr>
               <w:t xml:space="preserve"> </w:t>
             </w:r>
             <w:r>
-              <w:rPr>
-                <w:rFonts w:ascii="Calibri" w:hAnsi="Calibri"/>
-                <w:sz w:val="18"/>
-              </w:rPr>
               <w:t xml:space="preserve">old WAR</w:t>
             </w:r>
           </w:p>
         </w:tc>
         <w:tc>
-          <w:tcPr>
-            <w:tcMar>
-              <w:top w:w="40" w:type="dxa"/>
-              <w:bottom w:w="40" w:type="dxa"/>
-              <w:left w:w="60" w:type="dxa"/>
-              <w:right w:w="60" w:type="dxa"/>
-            </w:tcMar>
-          </w:tcPr>
+          <w:tcPr/>
           <w:p>
             <w:pPr>
               <w:pStyle w:val="Compact"/>
-              <w:spacing w:before="0" w:after="40" w:line="264" w:lineRule="auto"/>
               <w:jc w:val="left"/>
             </w:pPr>
             <w:r>
-              <w:rPr>
-                <w:rFonts w:ascii="Calibri" w:hAnsi="Calibri"/>
-                <w:sz w:val="18"/>
-              </w:rPr>
               <w:t xml:space="preserve">Manual Deploy → Clear build</w:t>
             </w:r>
             <w:r>
-              <w:rPr>
-                <w:rFonts w:ascii="Calibri" w:hAnsi="Calibri"/>
-                <w:sz w:val="18"/>
-              </w:rPr>
               <w:t xml:space="preserve"> </w:t>
             </w:r>
             <w:r>
-              <w:rPr>
-                <w:rFonts w:ascii="Calibri" w:hAnsi="Calibri"/>
-                <w:sz w:val="18"/>
-              </w:rPr>
               <w:t xml:space="preserve">cache &amp; deploy</w:t>
             </w:r>
           </w:p>
@@ -2168,13 +1544,21 @@
       </w:tr>
     </w:tbl>
     <w:bookmarkEnd w:id="19"/>
-    <w:bookmarkStart w:id="20" w:name="suggested-next-build-slices"/>
+    <w:bookmarkStart w:id="21" w:name="suggested-next-build-slices"/>
     <w:p>
       <w:pPr>
         <w:pStyle w:val="Heading2"/>
       </w:pPr>
       <w:r>
         <w:t xml:space="preserve">Suggested next build slices</w:t>
+      </w:r>
+    </w:p>
+    <w:p>
+      <w:pPr>
+        <w:pStyle w:val="FirstParagraph"/>
+      </w:pPr>
+      <w:r>
+        <w:t xml:space="preserve">Product / hardening (separate lists):</w:t>
       </w:r>
     </w:p>
     <w:p>
@@ -2184,11 +1568,18 @@
           <w:ilvl w:val="0"/>
           <w:numId w:val="1005"/>
         </w:numPr>
-        <w:spacing w:after="160" w:line="276" w:lineRule="auto"/>
-        <w:jc w:val="left"/>
-      </w:pPr>
-      <w:r>
-        <w:t xml:space="preserve">Notify both parties on transfer; Kafka outbox</w:t>
+      </w:pPr>
+      <w:r>
+        <w:t xml:space="preserve">Deferred hardening (</w:t>
+      </w:r>
+      <w:r>
+        <w:rPr>
+          <w:rStyle w:val="VerbatimChar"/>
+        </w:rPr>
+        <w:t xml:space="preserve">.cursor/rules/deferred-hardening.mdc</w:t>
+      </w:r>
+      <w:r>
+        <w:t xml:space="preserve">)</w:t>
       </w:r>
     </w:p>
     <w:p>
@@ -2198,11 +1589,9 @@
           <w:ilvl w:val="0"/>
           <w:numId w:val="1005"/>
         </w:numPr>
-        <w:spacing w:after="160" w:line="276" w:lineRule="auto"/>
-        <w:jc w:val="left"/>
-      </w:pPr>
-      <w:r>
-        <w:t xml:space="preserve">Real customer portal / statement PDF</w:t>
+      </w:pPr>
+      <w:r>
+        <w:t xml:space="preserve">Portal own-account move; other-bank settlement</w:t>
       </w:r>
     </w:p>
     <w:p>
@@ -2212,11 +1601,9 @@
           <w:ilvl w:val="0"/>
           <w:numId w:val="1005"/>
         </w:numPr>
-        <w:spacing w:after="160" w:line="276" w:lineRule="auto"/>
-        <w:jc w:val="left"/>
-      </w:pPr>
-      <w:r>
-        <w:t xml:space="preserve">Deferred hardening list (security / validation)</w:t>
+      </w:pPr>
+      <w:r>
+        <w:t xml:space="preserve">Dashboard today-transaction count</w:t>
       </w:r>
     </w:p>
     <w:p>
@@ -2226,15 +1613,58 @@
           <w:ilvl w:val="0"/>
           <w:numId w:val="1005"/>
         </w:numPr>
-        <w:spacing w:after="160" w:line="276" w:lineRule="auto"/>
-        <w:jc w:val="left"/>
-      </w:pPr>
-      <w:r>
-        <w:t xml:space="preserve">Status transition rules / maker–checker</w:t>
+      </w:pPr>
+      <w:r>
+        <w:t xml:space="preserve">Notify both parties on transfer</w:t>
       </w:r>
     </w:p>
-    <w:bookmarkEnd w:id="20"/>
+    <w:p>
+      <w:pPr>
+        <w:pStyle w:val="FirstParagraph"/>
+      </w:pPr>
+      <w:r>
+        <w:t xml:space="preserve">Platform learning (full roadmap):</w:t>
+      </w:r>
+    </w:p>
+    <w:p>
+      <w:pPr>
+        <w:pStyle w:val="BodyText"/>
+      </w:pPr>
+      <w:r>
+        <w:t xml:space="preserve">See</w:t>
+      </w:r>
+      <w:r>
+        <w:t xml:space="preserve"> </w:t>
+      </w:r>
+      <w:hyperlink r:id="rId20">
+        <w:r>
+          <w:rPr>
+            <w:rStyle w:val="Hyperlink"/>
+          </w:rPr>
+          <w:t xml:space="preserve">TECH_LEARNING_PLAN.md</w:t>
+        </w:r>
+      </w:hyperlink>
+      <w:r>
+        <w:t xml:space="preserve"> </w:t>
+      </w:r>
+      <w:r>
+        <w:t xml:space="preserve">— rate limiting,</w:t>
+      </w:r>
+      <w:r>
+        <w:t xml:space="preserve"> </w:t>
+      </w:r>
+      <w:r>
+        <w:t xml:space="preserve">idempotency, circuit breaker, cache, outbox, Flyway, observability,</w:t>
+      </w:r>
+      <w:r>
+        <w:t xml:space="preserve"> </w:t>
+      </w:r>
+      <w:r>
+        <w:t xml:space="preserve">sharding lab, etc.</w:t>
+      </w:r>
+    </w:p>
     <w:bookmarkEnd w:id="21"/>
+    <w:bookmarkEnd w:id="22"/>
     <w:sectPr>
       <w:pgSz w:h="16838" w:w="11906"/>
       <w:pgMar w:bottom="1134" w:footer="720" w:gutter="0" w:header="720" w:left="1247" w:right="1247" w:top="1134"/>

--- a/docs/DEVELOPMENT_GUIDE.docx
+++ b/docs/DEVELOPMENT_GUIDE.docx
@@ -10,7 +10,7 @@
         <w:t xml:space="preserve">DEVELOPMENT_GUIDE</w:t>
       </w:r>
     </w:p>
-    <w:bookmarkStart w:id="22" w:name="development-guide"/>
+    <w:bookmarkStart w:id="24" w:name="development-guide"/>
     <w:p>
       <w:pPr>
         <w:pStyle w:val="Heading1"/>
@@ -35,6 +35,8 @@
           <w:ilvl w:val="0"/>
           <w:numId w:val="1001"/>
         </w:numPr>
+        <w:spacing w:after="160" w:line="276" w:lineRule="auto"/>
+        <w:jc w:val="left"/>
       </w:pPr>
       <w:r>
         <w:t xml:space="preserve">JDK</w:t>
@@ -57,6 +59,8 @@
           <w:ilvl w:val="0"/>
           <w:numId w:val="1001"/>
         </w:numPr>
+        <w:spacing w:after="160" w:line="276" w:lineRule="auto"/>
+        <w:jc w:val="left"/>
       </w:pPr>
       <w:r>
         <w:t xml:space="preserve">Maven 3.9+</w:t>
@@ -69,6 +73,8 @@
           <w:ilvl w:val="0"/>
           <w:numId w:val="1001"/>
         </w:numPr>
+        <w:spacing w:after="160" w:line="276" w:lineRule="auto"/>
+        <w:jc w:val="left"/>
       </w:pPr>
       <w:r>
         <w:t xml:space="preserve">Node.js + Angular CLI (frontend)</w:t>
@@ -81,6 +87,8 @@
           <w:ilvl w:val="0"/>
           <w:numId w:val="1001"/>
         </w:numPr>
+        <w:spacing w:after="160" w:line="276" w:lineRule="auto"/>
+        <w:jc w:val="left"/>
       </w:pPr>
       <w:r>
         <w:t xml:space="preserve">PostgreSQL with DB</w:t>
@@ -117,6 +125,8 @@
           <w:ilvl w:val="0"/>
           <w:numId w:val="1001"/>
         </w:numPr>
+        <w:spacing w:after="160" w:line="276" w:lineRule="auto"/>
+        <w:jc w:val="left"/>
       </w:pPr>
       <w:r>
         <w:t xml:space="preserve">Optional: Open Liberty under</w:t>
@@ -313,6 +323,8 @@
     <w:p>
       <w:pPr>
         <w:pStyle w:val="FirstParagraph"/>
+        <w:spacing w:after="160" w:line="276" w:lineRule="auto"/>
+        <w:jc w:val="left"/>
       </w:pPr>
       <w:r>
         <w:t xml:space="preserve">Key config:</w:t>
@@ -330,9 +342,17 @@
     <w:tbl>
       <w:tblPr>
         <w:tblStyle w:val="Table"/>
-        <w:tblW w:type="pct" w:w="4865"/>
-        <w:tblLayout w:type="fixed"/>
+        <w:tblW w:type="pct" w:w="5000"/>
+        <w:tblLayout w:type="autofit"/>
         <w:tblLook w:firstRow="1" w:lastRow="0" w:firstColumn="0" w:lastColumn="0" w:noHBand="0" w:noVBand="0" w:val="0020"/>
+        <w:tblBorders>
+          <w:top w:val="single" w:sz="4" w:space="0" w:color="CBD5E0"/>
+          <w:left w:val="single" w:sz="4" w:space="0" w:color="CBD5E0"/>
+          <w:bottom w:val="single" w:sz="4" w:space="0" w:color="CBD5E0"/>
+          <w:right w:val="single" w:sz="4" w:space="0" w:color="CBD5E0"/>
+          <w:insideH w:val="single" w:sz="4" w:space="0" w:color="CBD5E0"/>
+          <w:insideV w:val="single" w:sz="4" w:space="0" w:color="CBD5E0"/>
+        </w:tblBorders>
       </w:tblPr>
       <w:tblGrid>
         <w:gridCol w:w="4388"/>
@@ -343,25 +363,67 @@
           <w:tblHeader w:val="on"/>
         </w:trPr>
         <w:tc>
-          <w:tcPr/>
+          <w:tcPr>
+            <w:tcMar>
+              <w:top w:w="40" w:type="dxa"/>
+              <w:bottom w:w="40" w:type="dxa"/>
+              <w:left w:w="60" w:type="dxa"/>
+              <w:right w:w="60" w:type="dxa"/>
+            </w:tcMar>
+            <w:shd w:fill="1A365D" w:val="clear"/>
+            <w:tcMar>
+              <w:top w:w="40" w:type="dxa"/>
+              <w:bottom w:w="40" w:type="dxa"/>
+              <w:left w:w="60" w:type="dxa"/>
+              <w:right w:w="60" w:type="dxa"/>
+            </w:tcMar>
+          </w:tcPr>
           <w:p>
             <w:pPr>
               <w:pStyle w:val="Compact"/>
+              <w:spacing w:before="0" w:after="40" w:line="264" w:lineRule="auto"/>
               <w:jc w:val="left"/>
             </w:pPr>
             <w:r>
+              <w:rPr>
+                <w:rFonts w:ascii="Calibri" w:hAnsi="Calibri"/>
+                <w:b/>
+                <w:color w:val="FFFFFF"/>
+                <w:sz w:val="18"/>
+              </w:rPr>
               <w:t xml:space="preserve">Property</w:t>
             </w:r>
           </w:p>
         </w:tc>
         <w:tc>
-          <w:tcPr/>
+          <w:tcPr>
+            <w:tcMar>
+              <w:top w:w="40" w:type="dxa"/>
+              <w:bottom w:w="40" w:type="dxa"/>
+              <w:left w:w="60" w:type="dxa"/>
+              <w:right w:w="60" w:type="dxa"/>
+            </w:tcMar>
+            <w:shd w:fill="1A365D" w:val="clear"/>
+            <w:tcMar>
+              <w:top w:w="40" w:type="dxa"/>
+              <w:bottom w:w="40" w:type="dxa"/>
+              <w:left w:w="60" w:type="dxa"/>
+              <w:right w:w="60" w:type="dxa"/>
+            </w:tcMar>
+          </w:tcPr>
           <w:p>
             <w:pPr>
               <w:pStyle w:val="Compact"/>
+              <w:spacing w:before="0" w:after="40" w:line="264" w:lineRule="auto"/>
               <w:jc w:val="left"/>
             </w:pPr>
             <w:r>
+              <w:rPr>
+                <w:rFonts w:ascii="Calibri" w:hAnsi="Calibri"/>
+                <w:b/>
+                <w:color w:val="FFFFFF"/>
+                <w:sz w:val="18"/>
+              </w:rPr>
               <w:t xml:space="preserve">Purpose</w:t>
             </w:r>
           </w:p>
@@ -369,28 +431,62 @@
       </w:tr>
       <w:tr>
         <w:tc>
-          <w:tcPr/>
+          <w:tcPr>
+            <w:tcMar>
+              <w:top w:w="40" w:type="dxa"/>
+              <w:bottom w:w="40" w:type="dxa"/>
+              <w:left w:w="60" w:type="dxa"/>
+              <w:right w:w="60" w:type="dxa"/>
+            </w:tcMar>
+            <w:tcMar>
+              <w:top w:w="40" w:type="dxa"/>
+              <w:bottom w:w="40" w:type="dxa"/>
+              <w:left w:w="60" w:type="dxa"/>
+              <w:right w:w="60" w:type="dxa"/>
+            </w:tcMar>
+          </w:tcPr>
           <w:p>
             <w:pPr>
               <w:pStyle w:val="Compact"/>
+              <w:spacing w:before="0" w:after="40" w:line="264" w:lineRule="auto"/>
               <w:jc w:val="left"/>
             </w:pPr>
             <w:r>
               <w:rPr>
                 <w:rStyle w:val="VerbatimChar"/>
+                <w:rFonts w:ascii="Calibri" w:hAnsi="Calibri"/>
+                <w:sz w:val="18"/>
               </w:rPr>
               <w:t xml:space="preserve">spring.datasource.*</w:t>
             </w:r>
           </w:p>
         </w:tc>
         <w:tc>
-          <w:tcPr/>
+          <w:tcPr>
+            <w:tcMar>
+              <w:top w:w="40" w:type="dxa"/>
+              <w:bottom w:w="40" w:type="dxa"/>
+              <w:left w:w="60" w:type="dxa"/>
+              <w:right w:w="60" w:type="dxa"/>
+            </w:tcMar>
+            <w:tcMar>
+              <w:top w:w="40" w:type="dxa"/>
+              <w:bottom w:w="40" w:type="dxa"/>
+              <w:left w:w="60" w:type="dxa"/>
+              <w:right w:w="60" w:type="dxa"/>
+            </w:tcMar>
+          </w:tcPr>
           <w:p>
             <w:pPr>
               <w:pStyle w:val="Compact"/>
+              <w:spacing w:before="0" w:after="40" w:line="264" w:lineRule="auto"/>
               <w:jc w:val="left"/>
             </w:pPr>
             <w:r>
+              <w:rPr>
+                <w:rFonts w:ascii="Calibri" w:hAnsi="Calibri"/>
+                <w:sz w:val="18"/>
+              </w:rPr>
               <w:t xml:space="preserve">PostgreSQL connection</w:t>
             </w:r>
           </w:p>
@@ -398,28 +494,62 @@
       </w:tr>
       <w:tr>
         <w:tc>
-          <w:tcPr/>
+          <w:tcPr>
+            <w:tcMar>
+              <w:top w:w="40" w:type="dxa"/>
+              <w:bottom w:w="40" w:type="dxa"/>
+              <w:left w:w="60" w:type="dxa"/>
+              <w:right w:w="60" w:type="dxa"/>
+            </w:tcMar>
+            <w:tcMar>
+              <w:top w:w="40" w:type="dxa"/>
+              <w:bottom w:w="40" w:type="dxa"/>
+              <w:left w:w="60" w:type="dxa"/>
+              <w:right w:w="60" w:type="dxa"/>
+            </w:tcMar>
+          </w:tcPr>
           <w:p>
             <w:pPr>
               <w:pStyle w:val="Compact"/>
+              <w:spacing w:before="0" w:after="40" w:line="264" w:lineRule="auto"/>
               <w:jc w:val="left"/>
             </w:pPr>
             <w:r>
               <w:rPr>
                 <w:rStyle w:val="VerbatimChar"/>
+                <w:rFonts w:ascii="Calibri" w:hAnsi="Calibri"/>
+                <w:sz w:val="18"/>
               </w:rPr>
               <w:t xml:space="preserve">spring.jpa.hibernate.ddl-auto=update</w:t>
             </w:r>
           </w:p>
         </w:tc>
         <w:tc>
-          <w:tcPr/>
+          <w:tcPr>
+            <w:tcMar>
+              <w:top w:w="40" w:type="dxa"/>
+              <w:bottom w:w="40" w:type="dxa"/>
+              <w:left w:w="60" w:type="dxa"/>
+              <w:right w:w="60" w:type="dxa"/>
+            </w:tcMar>
+            <w:tcMar>
+              <w:top w:w="40" w:type="dxa"/>
+              <w:bottom w:w="40" w:type="dxa"/>
+              <w:left w:w="60" w:type="dxa"/>
+              <w:right w:w="60" w:type="dxa"/>
+            </w:tcMar>
+          </w:tcPr>
           <w:p>
             <w:pPr>
               <w:pStyle w:val="Compact"/>
+              <w:spacing w:before="0" w:after="40" w:line="264" w:lineRule="auto"/>
               <w:jc w:val="left"/>
             </w:pPr>
             <w:r>
+              <w:rPr>
+                <w:rFonts w:ascii="Calibri" w:hAnsi="Calibri"/>
+                <w:sz w:val="18"/>
+              </w:rPr>
               <w:t xml:space="preserve">Schema sync</w:t>
             </w:r>
           </w:p>
@@ -427,36 +557,76 @@
       </w:tr>
       <w:tr>
         <w:tc>
-          <w:tcPr/>
+          <w:tcPr>
+            <w:tcMar>
+              <w:top w:w="40" w:type="dxa"/>
+              <w:bottom w:w="40" w:type="dxa"/>
+              <w:left w:w="60" w:type="dxa"/>
+              <w:right w:w="60" w:type="dxa"/>
+            </w:tcMar>
+            <w:tcMar>
+              <w:top w:w="40" w:type="dxa"/>
+              <w:bottom w:w="40" w:type="dxa"/>
+              <w:left w:w="60" w:type="dxa"/>
+              <w:right w:w="60" w:type="dxa"/>
+            </w:tcMar>
+          </w:tcPr>
           <w:p>
             <w:pPr>
               <w:pStyle w:val="Compact"/>
+              <w:spacing w:before="0" w:after="40" w:line="264" w:lineRule="auto"/>
               <w:jc w:val="left"/>
             </w:pPr>
             <w:r>
               <w:rPr>
                 <w:rStyle w:val="VerbatimChar"/>
+                <w:rFonts w:ascii="Calibri" w:hAnsi="Calibri"/>
+                <w:sz w:val="18"/>
               </w:rPr>
               <w:t xml:space="preserve">spring.sql.init.mode=always</w:t>
             </w:r>
           </w:p>
         </w:tc>
         <w:tc>
-          <w:tcPr/>
+          <w:tcPr>
+            <w:tcMar>
+              <w:top w:w="40" w:type="dxa"/>
+              <w:bottom w:w="40" w:type="dxa"/>
+              <w:left w:w="60" w:type="dxa"/>
+              <w:right w:w="60" w:type="dxa"/>
+            </w:tcMar>
+            <w:tcMar>
+              <w:top w:w="40" w:type="dxa"/>
+              <w:bottom w:w="40" w:type="dxa"/>
+              <w:left w:w="60" w:type="dxa"/>
+              <w:right w:w="60" w:type="dxa"/>
+            </w:tcMar>
+          </w:tcPr>
           <w:p>
             <w:pPr>
               <w:pStyle w:val="Compact"/>
+              <w:spacing w:before="0" w:after="40" w:line="264" w:lineRule="auto"/>
               <w:jc w:val="left"/>
             </w:pPr>
             <w:r>
+              <w:rPr>
+                <w:rFonts w:ascii="Calibri" w:hAnsi="Calibri"/>
+                <w:sz w:val="18"/>
+              </w:rPr>
               <w:t xml:space="preserve">Runs</w:t>
             </w:r>
             <w:r>
+              <w:rPr>
+                <w:rFonts w:ascii="Calibri" w:hAnsi="Calibri"/>
+                <w:sz w:val="18"/>
+              </w:rPr>
               <w:t xml:space="preserve"> </w:t>
             </w:r>
             <w:r>
               <w:rPr>
                 <w:rStyle w:val="VerbatimChar"/>
+                <w:rFonts w:ascii="Calibri" w:hAnsi="Calibri"/>
+                <w:sz w:val="18"/>
               </w:rPr>
               <w:t xml:space="preserve">schema.sql</w:t>
             </w:r>
@@ -465,28 +635,62 @@
       </w:tr>
       <w:tr>
         <w:tc>
-          <w:tcPr/>
+          <w:tcPr>
+            <w:tcMar>
+              <w:top w:w="40" w:type="dxa"/>
+              <w:bottom w:w="40" w:type="dxa"/>
+              <w:left w:w="60" w:type="dxa"/>
+              <w:right w:w="60" w:type="dxa"/>
+            </w:tcMar>
+            <w:tcMar>
+              <w:top w:w="40" w:type="dxa"/>
+              <w:bottom w:w="40" w:type="dxa"/>
+              <w:left w:w="60" w:type="dxa"/>
+              <w:right w:w="60" w:type="dxa"/>
+            </w:tcMar>
+          </w:tcPr>
           <w:p>
             <w:pPr>
               <w:pStyle w:val="Compact"/>
+              <w:spacing w:before="0" w:after="40" w:line="264" w:lineRule="auto"/>
               <w:jc w:val="left"/>
             </w:pPr>
             <w:r>
               <w:rPr>
                 <w:rStyle w:val="VerbatimChar"/>
+                <w:rFonts w:ascii="Calibri" w:hAnsi="Calibri"/>
+                <w:sz w:val="18"/>
               </w:rPr>
               <w:t xml:space="preserve">server.port=8080</w:t>
             </w:r>
           </w:p>
         </w:tc>
         <w:tc>
-          <w:tcPr/>
+          <w:tcPr>
+            <w:tcMar>
+              <w:top w:w="40" w:type="dxa"/>
+              <w:bottom w:w="40" w:type="dxa"/>
+              <w:left w:w="60" w:type="dxa"/>
+              <w:right w:w="60" w:type="dxa"/>
+            </w:tcMar>
+            <w:tcMar>
+              <w:top w:w="40" w:type="dxa"/>
+              <w:bottom w:w="40" w:type="dxa"/>
+              <w:left w:w="60" w:type="dxa"/>
+              <w:right w:w="60" w:type="dxa"/>
+            </w:tcMar>
+          </w:tcPr>
           <w:p>
             <w:pPr>
               <w:pStyle w:val="Compact"/>
+              <w:spacing w:before="0" w:after="40" w:line="264" w:lineRule="auto"/>
               <w:jc w:val="left"/>
             </w:pPr>
             <w:r>
+              <w:rPr>
+                <w:rFonts w:ascii="Calibri" w:hAnsi="Calibri"/>
+                <w:sz w:val="18"/>
+              </w:rPr>
               <w:t xml:space="preserve">Embedded only</w:t>
             </w:r>
           </w:p>
@@ -494,43 +698,91 @@
       </w:tr>
       <w:tr>
         <w:tc>
-          <w:tcPr/>
+          <w:tcPr>
+            <w:tcMar>
+              <w:top w:w="40" w:type="dxa"/>
+              <w:bottom w:w="40" w:type="dxa"/>
+              <w:left w:w="60" w:type="dxa"/>
+              <w:right w:w="60" w:type="dxa"/>
+            </w:tcMar>
+            <w:tcMar>
+              <w:top w:w="40" w:type="dxa"/>
+              <w:bottom w:w="40" w:type="dxa"/>
+              <w:left w:w="60" w:type="dxa"/>
+              <w:right w:w="60" w:type="dxa"/>
+            </w:tcMar>
+          </w:tcPr>
           <w:p>
             <w:pPr>
               <w:pStyle w:val="Compact"/>
+              <w:spacing w:before="0" w:after="40" w:line="264" w:lineRule="auto"/>
               <w:jc w:val="left"/>
             </w:pPr>
             <w:r>
               <w:rPr>
                 <w:rStyle w:val="VerbatimChar"/>
+                <w:rFonts w:ascii="Calibri" w:hAnsi="Calibri"/>
+                <w:sz w:val="18"/>
               </w:rPr>
               <w:t xml:space="preserve">jwt.secret</w:t>
             </w:r>
             <w:r>
+              <w:rPr>
+                <w:rFonts w:ascii="Calibri" w:hAnsi="Calibri"/>
+                <w:sz w:val="18"/>
+              </w:rPr>
               <w:t xml:space="preserve"> </w:t>
             </w:r>
             <w:r>
+              <w:rPr>
+                <w:rFonts w:ascii="Calibri" w:hAnsi="Calibri"/>
+                <w:sz w:val="18"/>
+              </w:rPr>
               <w:t xml:space="preserve">/</w:t>
             </w:r>
             <w:r>
+              <w:rPr>
+                <w:rFonts w:ascii="Calibri" w:hAnsi="Calibri"/>
+                <w:sz w:val="18"/>
+              </w:rPr>
               <w:t xml:space="preserve"> </w:t>
             </w:r>
             <w:r>
               <w:rPr>
                 <w:rStyle w:val="VerbatimChar"/>
+                <w:rFonts w:ascii="Calibri" w:hAnsi="Calibri"/>
+                <w:sz w:val="18"/>
               </w:rPr>
               <w:t xml:space="preserve">jwt.expiration</w:t>
             </w:r>
           </w:p>
         </w:tc>
         <w:tc>
-          <w:tcPr/>
+          <w:tcPr>
+            <w:tcMar>
+              <w:top w:w="40" w:type="dxa"/>
+              <w:bottom w:w="40" w:type="dxa"/>
+              <w:left w:w="60" w:type="dxa"/>
+              <w:right w:w="60" w:type="dxa"/>
+            </w:tcMar>
+            <w:tcMar>
+              <w:top w:w="40" w:type="dxa"/>
+              <w:bottom w:w="40" w:type="dxa"/>
+              <w:left w:w="60" w:type="dxa"/>
+              <w:right w:w="60" w:type="dxa"/>
+            </w:tcMar>
+          </w:tcPr>
           <w:p>
             <w:pPr>
               <w:pStyle w:val="Compact"/>
+              <w:spacing w:before="0" w:after="40" w:line="264" w:lineRule="auto"/>
               <w:jc w:val="left"/>
             </w:pPr>
             <w:r>
+              <w:rPr>
+                <w:rFonts w:ascii="Calibri" w:hAnsi="Calibri"/>
+                <w:sz w:val="18"/>
+              </w:rPr>
               <w:t xml:space="preserve">JWT signing</w:t>
             </w:r>
           </w:p>
@@ -538,43 +790,91 @@
       </w:tr>
       <w:tr>
         <w:tc>
-          <w:tcPr/>
+          <w:tcPr>
+            <w:tcMar>
+              <w:top w:w="40" w:type="dxa"/>
+              <w:bottom w:w="40" w:type="dxa"/>
+              <w:left w:w="60" w:type="dxa"/>
+              <w:right w:w="60" w:type="dxa"/>
+            </w:tcMar>
+            <w:tcMar>
+              <w:top w:w="40" w:type="dxa"/>
+              <w:bottom w:w="40" w:type="dxa"/>
+              <w:left w:w="60" w:type="dxa"/>
+              <w:right w:w="60" w:type="dxa"/>
+            </w:tcMar>
+          </w:tcPr>
           <w:p>
             <w:pPr>
               <w:pStyle w:val="Compact"/>
+              <w:spacing w:before="0" w:after="40" w:line="264" w:lineRule="auto"/>
               <w:jc w:val="left"/>
             </w:pPr>
             <w:r>
               <w:rPr>
                 <w:rStyle w:val="VerbatimChar"/>
+                <w:rFonts w:ascii="Calibri" w:hAnsi="Calibri"/>
+                <w:sz w:val="18"/>
               </w:rPr>
               <w:t xml:space="preserve">app.kafka.*</w:t>
             </w:r>
             <w:r>
+              <w:rPr>
+                <w:rFonts w:ascii="Calibri" w:hAnsi="Calibri"/>
+                <w:sz w:val="18"/>
+              </w:rPr>
               <w:t xml:space="preserve"> </w:t>
             </w:r>
             <w:r>
+              <w:rPr>
+                <w:rFonts w:ascii="Calibri" w:hAnsi="Calibri"/>
+                <w:sz w:val="18"/>
+              </w:rPr>
               <w:t xml:space="preserve">/</w:t>
             </w:r>
             <w:r>
+              <w:rPr>
+                <w:rFonts w:ascii="Calibri" w:hAnsi="Calibri"/>
+                <w:sz w:val="18"/>
+              </w:rPr>
               <w:t xml:space="preserve"> </w:t>
             </w:r>
             <w:r>
               <w:rPr>
                 <w:rStyle w:val="VerbatimChar"/>
+                <w:rFonts w:ascii="Calibri" w:hAnsi="Calibri"/>
+                <w:sz w:val="18"/>
               </w:rPr>
               <w:t xml:space="preserve">KAFKA_*</w:t>
             </w:r>
           </w:p>
         </w:tc>
         <w:tc>
-          <w:tcPr/>
+          <w:tcPr>
+            <w:tcMar>
+              <w:top w:w="40" w:type="dxa"/>
+              <w:bottom w:w="40" w:type="dxa"/>
+              <w:left w:w="60" w:type="dxa"/>
+              <w:right w:w="60" w:type="dxa"/>
+            </w:tcMar>
+            <w:tcMar>
+              <w:top w:w="40" w:type="dxa"/>
+              <w:bottom w:w="40" w:type="dxa"/>
+              <w:left w:w="60" w:type="dxa"/>
+              <w:right w:w="60" w:type="dxa"/>
+            </w:tcMar>
+          </w:tcPr>
           <w:p>
             <w:pPr>
               <w:pStyle w:val="Compact"/>
+              <w:spacing w:before="0" w:after="40" w:line="264" w:lineRule="auto"/>
               <w:jc w:val="left"/>
             </w:pPr>
             <w:r>
+              <w:rPr>
+                <w:rFonts w:ascii="Calibri" w:hAnsi="Calibri"/>
+                <w:sz w:val="18"/>
+              </w:rPr>
               <w:t xml:space="preserve">Kafka notifications</w:t>
             </w:r>
           </w:p>
@@ -582,43 +882,91 @@
       </w:tr>
       <w:tr>
         <w:tc>
-          <w:tcPr/>
+          <w:tcPr>
+            <w:tcMar>
+              <w:top w:w="40" w:type="dxa"/>
+              <w:bottom w:w="40" w:type="dxa"/>
+              <w:left w:w="60" w:type="dxa"/>
+              <w:right w:w="60" w:type="dxa"/>
+            </w:tcMar>
+            <w:tcMar>
+              <w:top w:w="40" w:type="dxa"/>
+              <w:bottom w:w="40" w:type="dxa"/>
+              <w:left w:w="60" w:type="dxa"/>
+              <w:right w:w="60" w:type="dxa"/>
+            </w:tcMar>
+          </w:tcPr>
           <w:p>
             <w:pPr>
               <w:pStyle w:val="Compact"/>
+              <w:spacing w:before="0" w:after="40" w:line="264" w:lineRule="auto"/>
               <w:jc w:val="left"/>
             </w:pPr>
             <w:r>
               <w:rPr>
                 <w:rStyle w:val="VerbatimChar"/>
+                <w:rFonts w:ascii="Calibri" w:hAnsi="Calibri"/>
+                <w:sz w:val="18"/>
               </w:rPr>
               <w:t xml:space="preserve">app.mail.*</w:t>
             </w:r>
             <w:r>
+              <w:rPr>
+                <w:rFonts w:ascii="Calibri" w:hAnsi="Calibri"/>
+                <w:sz w:val="18"/>
+              </w:rPr>
               <w:t xml:space="preserve"> </w:t>
             </w:r>
             <w:r>
+              <w:rPr>
+                <w:rFonts w:ascii="Calibri" w:hAnsi="Calibri"/>
+                <w:sz w:val="18"/>
+              </w:rPr>
               <w:t xml:space="preserve">/</w:t>
             </w:r>
             <w:r>
+              <w:rPr>
+                <w:rFonts w:ascii="Calibri" w:hAnsi="Calibri"/>
+                <w:sz w:val="18"/>
+              </w:rPr>
               <w:t xml:space="preserve"> </w:t>
             </w:r>
             <w:r>
               <w:rPr>
                 <w:rStyle w:val="VerbatimChar"/>
+                <w:rFonts w:ascii="Calibri" w:hAnsi="Calibri"/>
+                <w:sz w:val="18"/>
               </w:rPr>
               <w:t xml:space="preserve">MAIL_*</w:t>
             </w:r>
           </w:p>
         </w:tc>
         <w:tc>
-          <w:tcPr/>
+          <w:tcPr>
+            <w:tcMar>
+              <w:top w:w="40" w:type="dxa"/>
+              <w:bottom w:w="40" w:type="dxa"/>
+              <w:left w:w="60" w:type="dxa"/>
+              <w:right w:w="60" w:type="dxa"/>
+            </w:tcMar>
+            <w:tcMar>
+              <w:top w:w="40" w:type="dxa"/>
+              <w:bottom w:w="40" w:type="dxa"/>
+              <w:left w:w="60" w:type="dxa"/>
+              <w:right w:w="60" w:type="dxa"/>
+            </w:tcMar>
+          </w:tcPr>
           <w:p>
             <w:pPr>
               <w:pStyle w:val="Compact"/>
+              <w:spacing w:before="0" w:after="40" w:line="264" w:lineRule="auto"/>
               <w:jc w:val="left"/>
             </w:pPr>
             <w:r>
+              <w:rPr>
+                <w:rFonts w:ascii="Calibri" w:hAnsi="Calibri"/>
+                <w:sz w:val="18"/>
+              </w:rPr>
               <w:t xml:space="preserve">SMTP or SendGrid transport</w:t>
             </w:r>
           </w:p>
@@ -703,6 +1051,8 @@
     <w:p>
       <w:pPr>
         <w:pStyle w:val="FirstParagraph"/>
+        <w:spacing w:after="160" w:line="276" w:lineRule="auto"/>
+        <w:jc w:val="left"/>
       </w:pPr>
       <w:r>
         <w:t xml:space="preserve">Set API host in</w:t>
@@ -768,6 +1118,8 @@
           <w:ilvl w:val="0"/>
           <w:numId w:val="1002"/>
         </w:numPr>
+        <w:spacing w:after="160" w:line="276" w:lineRule="auto"/>
+        <w:jc w:val="left"/>
       </w:pPr>
       <w:r>
         <w:t xml:space="preserve">Package by domain:</w:t>
@@ -789,6 +1141,8 @@
           <w:ilvl w:val="0"/>
           <w:numId w:val="1002"/>
         </w:numPr>
+        <w:spacing w:after="160" w:line="276" w:lineRule="auto"/>
+        <w:jc w:val="left"/>
       </w:pPr>
       <w:r>
         <w:t xml:space="preserve">Prefer service interface +</w:t>
@@ -810,6 +1164,8 @@
           <w:ilvl w:val="0"/>
           <w:numId w:val="1002"/>
         </w:numPr>
+        <w:spacing w:after="160" w:line="276" w:lineRule="auto"/>
+        <w:jc w:val="left"/>
       </w:pPr>
       <w:r>
         <w:t xml:space="preserve">Search via JPA</w:t>
@@ -837,6 +1193,8 @@
           <w:ilvl w:val="0"/>
           <w:numId w:val="1002"/>
         </w:numPr>
+        <w:spacing w:after="160" w:line="276" w:lineRule="auto"/>
+        <w:jc w:val="left"/>
       </w:pPr>
       <w:r>
         <w:t xml:space="preserve">Map API responses through DTOs for accounts/policies; customers</w:t>
@@ -855,6 +1213,8 @@
           <w:ilvl w:val="0"/>
           <w:numId w:val="1002"/>
         </w:numPr>
+        <w:spacing w:after="160" w:line="276" w:lineRule="auto"/>
+        <w:jc w:val="left"/>
       </w:pPr>
       <w:r>
         <w:t xml:space="preserve">Security roles:</w:t>
@@ -925,6 +1285,8 @@
           <w:ilvl w:val="0"/>
           <w:numId w:val="1003"/>
         </w:numPr>
+        <w:spacing w:after="160" w:line="276" w:lineRule="auto"/>
+        <w:jc w:val="left"/>
       </w:pPr>
       <w:r>
         <w:t xml:space="preserve">Feature folders under</w:t>
@@ -946,6 +1308,8 @@
           <w:ilvl w:val="0"/>
           <w:numId w:val="1003"/>
         </w:numPr>
+        <w:spacing w:after="160" w:line="276" w:lineRule="auto"/>
+        <w:jc w:val="left"/>
       </w:pPr>
       <w:r>
         <w:t xml:space="preserve">Shared HTTP in</w:t>
@@ -967,6 +1331,8 @@
           <w:ilvl w:val="0"/>
           <w:numId w:val="1003"/>
         </w:numPr>
+        <w:spacing w:after="160" w:line="276" w:lineRule="auto"/>
+        <w:jc w:val="left"/>
       </w:pPr>
       <w:r>
         <w:t xml:space="preserve">Models in</w:t>
@@ -988,6 +1354,8 @@
           <w:ilvl w:val="0"/>
           <w:numId w:val="1003"/>
         </w:numPr>
+        <w:spacing w:after="160" w:line="276" w:lineRule="auto"/>
+        <w:jc w:val="left"/>
       </w:pPr>
       <w:r>
         <w:t xml:space="preserve">Bearer token via</w:t>
@@ -1009,6 +1377,8 @@
           <w:ilvl w:val="0"/>
           <w:numId w:val="1003"/>
         </w:numPr>
+        <w:spacing w:after="160" w:line="276" w:lineRule="auto"/>
+        <w:jc w:val="left"/>
       </w:pPr>
       <w:r>
         <w:t xml:space="preserve">Dialogs as standalone components (e.g. </w:t>
@@ -1030,6 +1400,8 @@
           <w:ilvl w:val="0"/>
           <w:numId w:val="1003"/>
         </w:numPr>
+        <w:spacing w:after="160" w:line="276" w:lineRule="auto"/>
+        <w:jc w:val="left"/>
       </w:pPr>
       <w:r>
         <w:t xml:space="preserve">Shared list footer:</w:t>
@@ -1082,6 +1454,8 @@
     <w:p>
       <w:pPr>
         <w:pStyle w:val="FirstParagraph"/>
+        <w:spacing w:after="160" w:line="276" w:lineRule="auto"/>
+        <w:jc w:val="left"/>
       </w:pPr>
       <w:r>
         <w:t xml:space="preserve">Project rule (</w:t>
@@ -1125,6 +1499,8 @@
           <w:ilvl w:val="0"/>
           <w:numId w:val="1004"/>
         </w:numPr>
+        <w:spacing w:after="160" w:line="276" w:lineRule="auto"/>
+        <w:jc w:val="left"/>
       </w:pPr>
       <w:r>
         <w:t xml:space="preserve">Update module doc under</w:t>
@@ -1146,6 +1522,8 @@
           <w:ilvl w:val="0"/>
           <w:numId w:val="1004"/>
         </w:numPr>
+        <w:spacing w:after="160" w:line="276" w:lineRule="auto"/>
+        <w:jc w:val="left"/>
       </w:pPr>
       <w:r>
         <w:t xml:space="preserve">Update API / schema / sequences / call flow if surfaces changed</w:t>
@@ -1158,6 +1536,8 @@
           <w:ilvl w:val="0"/>
           <w:numId w:val="1004"/>
         </w:numPr>
+        <w:spacing w:after="160" w:line="276" w:lineRule="auto"/>
+        <w:jc w:val="left"/>
       </w:pPr>
       <w:r>
         <w:t xml:space="preserve">Append</w:t>
@@ -1179,6 +1559,8 @@
           <w:ilvl w:val="0"/>
           <w:numId w:val="1004"/>
         </w:numPr>
+        <w:spacing w:after="160" w:line="276" w:lineRule="auto"/>
+        <w:jc w:val="left"/>
       </w:pPr>
       <w:r>
         <w:t xml:space="preserve">Refresh Mermaid diagrams when structure changes</w:t>
@@ -1197,9 +1579,17 @@
     <w:tbl>
       <w:tblPr>
         <w:tblStyle w:val="Table"/>
-        <w:tblW w:type="pct" w:w="4236"/>
-        <w:tblLayout w:type="fixed"/>
+        <w:tblW w:type="pct" w:w="5000"/>
+        <w:tblLayout w:type="autofit"/>
         <w:tblLook w:firstRow="1" w:lastRow="0" w:firstColumn="0" w:lastColumn="0" w:noHBand="0" w:noVBand="0" w:val="0020"/>
+        <w:tblBorders>
+          <w:top w:val="single" w:sz="4" w:space="0" w:color="CBD5E0"/>
+          <w:left w:val="single" w:sz="4" w:space="0" w:color="CBD5E0"/>
+          <w:bottom w:val="single" w:sz="4" w:space="0" w:color="CBD5E0"/>
+          <w:right w:val="single" w:sz="4" w:space="0" w:color="CBD5E0"/>
+          <w:insideH w:val="single" w:sz="4" w:space="0" w:color="CBD5E0"/>
+          <w:insideV w:val="single" w:sz="4" w:space="0" w:color="CBD5E0"/>
+        </w:tblBorders>
       </w:tblPr>
       <w:tblGrid>
         <w:gridCol w:w="2420"/>
@@ -1210,25 +1600,67 @@
           <w:tblHeader w:val="on"/>
         </w:trPr>
         <w:tc>
-          <w:tcPr/>
+          <w:tcPr>
+            <w:tcMar>
+              <w:top w:w="40" w:type="dxa"/>
+              <w:bottom w:w="40" w:type="dxa"/>
+              <w:left w:w="60" w:type="dxa"/>
+              <w:right w:w="60" w:type="dxa"/>
+            </w:tcMar>
+            <w:shd w:fill="1A365D" w:val="clear"/>
+            <w:tcMar>
+              <w:top w:w="40" w:type="dxa"/>
+              <w:bottom w:w="40" w:type="dxa"/>
+              <w:left w:w="60" w:type="dxa"/>
+              <w:right w:w="60" w:type="dxa"/>
+            </w:tcMar>
+          </w:tcPr>
           <w:p>
             <w:pPr>
               <w:pStyle w:val="Compact"/>
+              <w:spacing w:before="0" w:after="40" w:line="264" w:lineRule="auto"/>
               <w:jc w:val="left"/>
             </w:pPr>
             <w:r>
+              <w:rPr>
+                <w:rFonts w:ascii="Calibri" w:hAnsi="Calibri"/>
+                <w:b/>
+                <w:color w:val="FFFFFF"/>
+                <w:sz w:val="18"/>
+              </w:rPr>
               <w:t xml:space="preserve">Symptom</w:t>
             </w:r>
           </w:p>
         </w:tc>
         <w:tc>
-          <w:tcPr/>
+          <w:tcPr>
+            <w:tcMar>
+              <w:top w:w="40" w:type="dxa"/>
+              <w:bottom w:w="40" w:type="dxa"/>
+              <w:left w:w="60" w:type="dxa"/>
+              <w:right w:w="60" w:type="dxa"/>
+            </w:tcMar>
+            <w:shd w:fill="1A365D" w:val="clear"/>
+            <w:tcMar>
+              <w:top w:w="40" w:type="dxa"/>
+              <w:bottom w:w="40" w:type="dxa"/>
+              <w:left w:w="60" w:type="dxa"/>
+              <w:right w:w="60" w:type="dxa"/>
+            </w:tcMar>
+          </w:tcPr>
           <w:p>
             <w:pPr>
               <w:pStyle w:val="Compact"/>
+              <w:spacing w:before="0" w:after="40" w:line="264" w:lineRule="auto"/>
               <w:jc w:val="left"/>
             </w:pPr>
             <w:r>
+              <w:rPr>
+                <w:rFonts w:ascii="Calibri" w:hAnsi="Calibri"/>
+                <w:b/>
+                <w:color w:val="FFFFFF"/>
+                <w:sz w:val="18"/>
+              </w:rPr>
               <w:t xml:space="preserve">Likely cause</w:t>
             </w:r>
           </w:p>
@@ -1236,31 +1668,75 @@
       </w:tr>
       <w:tr>
         <w:tc>
-          <w:tcPr/>
+          <w:tcPr>
+            <w:tcMar>
+              <w:top w:w="40" w:type="dxa"/>
+              <w:bottom w:w="40" w:type="dxa"/>
+              <w:left w:w="60" w:type="dxa"/>
+              <w:right w:w="60" w:type="dxa"/>
+            </w:tcMar>
+            <w:tcMar>
+              <w:top w:w="40" w:type="dxa"/>
+              <w:bottom w:w="40" w:type="dxa"/>
+              <w:left w:w="60" w:type="dxa"/>
+              <w:right w:w="60" w:type="dxa"/>
+            </w:tcMar>
+          </w:tcPr>
           <w:p>
             <w:pPr>
               <w:pStyle w:val="Compact"/>
+              <w:spacing w:before="0" w:after="40" w:line="264" w:lineRule="auto"/>
               <w:jc w:val="left"/>
             </w:pPr>
             <w:r>
+              <w:rPr>
+                <w:rFonts w:ascii="Calibri" w:hAnsi="Calibri"/>
+                <w:sz w:val="18"/>
+              </w:rPr>
               <w:t xml:space="preserve">405 on new GET</w:t>
             </w:r>
             <w:r>
+              <w:rPr>
+                <w:rFonts w:ascii="Calibri" w:hAnsi="Calibri"/>
+                <w:sz w:val="18"/>
+              </w:rPr>
               <w:t xml:space="preserve"> </w:t>
             </w:r>
             <w:r>
+              <w:rPr>
+                <w:rFonts w:ascii="Calibri" w:hAnsi="Calibri"/>
+                <w:sz w:val="18"/>
+              </w:rPr>
               <w:t xml:space="preserve">endpoint</w:t>
             </w:r>
           </w:p>
         </w:tc>
         <w:tc>
-          <w:tcPr/>
+          <w:tcPr>
+            <w:tcMar>
+              <w:top w:w="40" w:type="dxa"/>
+              <w:bottom w:w="40" w:type="dxa"/>
+              <w:left w:w="60" w:type="dxa"/>
+              <w:right w:w="60" w:type="dxa"/>
+            </w:tcMar>
+            <w:tcMar>
+              <w:top w:w="40" w:type="dxa"/>
+              <w:bottom w:w="40" w:type="dxa"/>
+              <w:left w:w="60" w:type="dxa"/>
+              <w:right w:w="60" w:type="dxa"/>
+            </w:tcMar>
+          </w:tcPr>
           <w:p>
             <w:pPr>
               <w:pStyle w:val="Compact"/>
+              <w:spacing w:before="0" w:after="40" w:line="264" w:lineRule="auto"/>
               <w:jc w:val="left"/>
             </w:pPr>
             <w:r>
+              <w:rPr>
+                <w:rFonts w:ascii="Calibri" w:hAnsi="Calibri"/>
+                <w:sz w:val="18"/>
+              </w:rPr>
               <w:t xml:space="preserve">Stale Liberty WAR — redeploy</w:t>
             </w:r>
           </w:p>
@@ -1268,37 +1744,89 @@
       </w:tr>
       <w:tr>
         <w:tc>
-          <w:tcPr/>
+          <w:tcPr>
+            <w:tcMar>
+              <w:top w:w="40" w:type="dxa"/>
+              <w:bottom w:w="40" w:type="dxa"/>
+              <w:left w:w="60" w:type="dxa"/>
+              <w:right w:w="60" w:type="dxa"/>
+            </w:tcMar>
+            <w:tcMar>
+              <w:top w:w="40" w:type="dxa"/>
+              <w:bottom w:w="40" w:type="dxa"/>
+              <w:left w:w="60" w:type="dxa"/>
+              <w:right w:w="60" w:type="dxa"/>
+            </w:tcMar>
+          </w:tcPr>
           <w:p>
             <w:pPr>
               <w:pStyle w:val="Compact"/>
+              <w:spacing w:before="0" w:after="40" w:line="264" w:lineRule="auto"/>
               <w:jc w:val="left"/>
             </w:pPr>
             <w:r>
+              <w:rPr>
+                <w:rFonts w:ascii="Calibri" w:hAnsi="Calibri"/>
+                <w:sz w:val="18"/>
+              </w:rPr>
               <w:t xml:space="preserve">Opening CURRENT fails</w:t>
             </w:r>
             <w:r>
+              <w:rPr>
+                <w:rFonts w:ascii="Calibri" w:hAnsi="Calibri"/>
+                <w:sz w:val="18"/>
+              </w:rPr>
               <w:t xml:space="preserve"> </w:t>
             </w:r>
             <w:r>
+              <w:rPr>
+                <w:rFonts w:ascii="Calibri" w:hAnsi="Calibri"/>
+                <w:sz w:val="18"/>
+              </w:rPr>
               <w:t xml:space="preserve">on deposit</w:t>
             </w:r>
           </w:p>
         </w:tc>
         <w:tc>
-          <w:tcPr/>
+          <w:tcPr>
+            <w:tcMar>
+              <w:top w:w="40" w:type="dxa"/>
+              <w:bottom w:w="40" w:type="dxa"/>
+              <w:left w:w="60" w:type="dxa"/>
+              <w:right w:w="60" w:type="dxa"/>
+            </w:tcMar>
+            <w:tcMar>
+              <w:top w:w="40" w:type="dxa"/>
+              <w:bottom w:w="40" w:type="dxa"/>
+              <w:left w:w="60" w:type="dxa"/>
+              <w:right w:w="60" w:type="dxa"/>
+            </w:tcMar>
+          </w:tcPr>
           <w:p>
             <w:pPr>
               <w:pStyle w:val="Compact"/>
+              <w:spacing w:before="0" w:after="40" w:line="264" w:lineRule="auto"/>
               <w:jc w:val="left"/>
             </w:pPr>
             <w:r>
+              <w:rPr>
+                <w:rFonts w:ascii="Calibri" w:hAnsi="Calibri"/>
+                <w:sz w:val="18"/>
+              </w:rPr>
               <w:t xml:space="preserve">Policy requires min opening (seed</w:t>
             </w:r>
             <w:r>
+              <w:rPr>
+                <w:rFonts w:ascii="Calibri" w:hAnsi="Calibri"/>
+                <w:sz w:val="18"/>
+              </w:rPr>
               <w:t xml:space="preserve"> </w:t>
             </w:r>
             <w:r>
+              <w:rPr>
+                <w:rFonts w:ascii="Calibri" w:hAnsi="Calibri"/>
+                <w:sz w:val="18"/>
+              </w:rPr>
               <w:t xml:space="preserve">CURRENT/INR = 5000)</w:t>
             </w:r>
           </w:p>
@@ -1306,45 +1834,103 @@
       </w:tr>
       <w:tr>
         <w:tc>
-          <w:tcPr/>
+          <w:tcPr>
+            <w:tcMar>
+              <w:top w:w="40" w:type="dxa"/>
+              <w:bottom w:w="40" w:type="dxa"/>
+              <w:left w:w="60" w:type="dxa"/>
+              <w:right w:w="60" w:type="dxa"/>
+            </w:tcMar>
+            <w:tcMar>
+              <w:top w:w="40" w:type="dxa"/>
+              <w:bottom w:w="40" w:type="dxa"/>
+              <w:left w:w="60" w:type="dxa"/>
+              <w:right w:w="60" w:type="dxa"/>
+            </w:tcMar>
+          </w:tcPr>
           <w:p>
             <w:pPr>
               <w:pStyle w:val="Compact"/>
+              <w:spacing w:before="0" w:after="40" w:line="264" w:lineRule="auto"/>
               <w:jc w:val="left"/>
             </w:pPr>
             <w:r>
+              <w:rPr>
+                <w:rFonts w:ascii="Calibri" w:hAnsi="Calibri"/>
+                <w:sz w:val="18"/>
+              </w:rPr>
               <w:t xml:space="preserve">CORS errors from</w:t>
             </w:r>
             <w:r>
+              <w:rPr>
+                <w:rFonts w:ascii="Calibri" w:hAnsi="Calibri"/>
+                <w:sz w:val="18"/>
+              </w:rPr>
               <w:t xml:space="preserve"> </w:t>
             </w:r>
             <w:r>
+              <w:rPr>
+                <w:rFonts w:ascii="Calibri" w:hAnsi="Calibri"/>
+                <w:sz w:val="18"/>
+              </w:rPr>
               <w:t xml:space="preserve">phone/LAN</w:t>
             </w:r>
           </w:p>
         </w:tc>
         <w:tc>
-          <w:tcPr/>
+          <w:tcPr>
+            <w:tcMar>
+              <w:top w:w="40" w:type="dxa"/>
+              <w:bottom w:w="40" w:type="dxa"/>
+              <w:left w:w="60" w:type="dxa"/>
+              <w:right w:w="60" w:type="dxa"/>
+            </w:tcMar>
+            <w:tcMar>
+              <w:top w:w="40" w:type="dxa"/>
+              <w:bottom w:w="40" w:type="dxa"/>
+              <w:left w:w="60" w:type="dxa"/>
+              <w:right w:w="60" w:type="dxa"/>
+            </w:tcMar>
+          </w:tcPr>
           <w:p>
             <w:pPr>
               <w:pStyle w:val="Compact"/>
+              <w:spacing w:before="0" w:after="40" w:line="264" w:lineRule="auto"/>
               <w:jc w:val="left"/>
             </w:pPr>
             <w:r>
+              <w:rPr>
+                <w:rFonts w:ascii="Calibri" w:hAnsi="Calibri"/>
+                <w:sz w:val="18"/>
+              </w:rPr>
               <w:t xml:space="preserve">Firewall / AP isolation; CORS already</w:t>
             </w:r>
             <w:r>
+              <w:rPr>
+                <w:rFonts w:ascii="Calibri" w:hAnsi="Calibri"/>
+                <w:sz w:val="18"/>
+              </w:rPr>
               <w:t xml:space="preserve"> </w:t>
             </w:r>
             <w:r>
+              <w:rPr>
+                <w:rFonts w:ascii="Calibri" w:hAnsi="Calibri"/>
+                <w:sz w:val="18"/>
+              </w:rPr>
               <w:t xml:space="preserve">allows</w:t>
             </w:r>
             <w:r>
+              <w:rPr>
+                <w:rFonts w:ascii="Calibri" w:hAnsi="Calibri"/>
+                <w:sz w:val="18"/>
+              </w:rPr>
               <w:t xml:space="preserve"> </w:t>
             </w:r>
             <w:r>
               <w:rPr>
                 <w:rStyle w:val="VerbatimChar"/>
+                <w:rFonts w:ascii="Calibri" w:hAnsi="Calibri"/>
+                <w:sz w:val="18"/>
               </w:rPr>
               <w:t xml:space="preserve">192.168.0.4</w:t>
             </w:r>
@@ -1353,46 +1939,104 @@
       </w:tr>
       <w:tr>
         <w:tc>
-          <w:tcPr/>
+          <w:tcPr>
+            <w:tcMar>
+              <w:top w:w="40" w:type="dxa"/>
+              <w:bottom w:w="40" w:type="dxa"/>
+              <w:left w:w="60" w:type="dxa"/>
+              <w:right w:w="60" w:type="dxa"/>
+            </w:tcMar>
+            <w:tcMar>
+              <w:top w:w="40" w:type="dxa"/>
+              <w:bottom w:w="40" w:type="dxa"/>
+              <w:left w:w="60" w:type="dxa"/>
+              <w:right w:w="60" w:type="dxa"/>
+            </w:tcMar>
+          </w:tcPr>
           <w:p>
             <w:pPr>
               <w:pStyle w:val="Compact"/>
+              <w:spacing w:before="0" w:after="40" w:line="264" w:lineRule="auto"/>
               <w:jc w:val="left"/>
             </w:pPr>
             <w:r>
+              <w:rPr>
+                <w:rFonts w:ascii="Calibri" w:hAnsi="Calibri"/>
+                <w:sz w:val="18"/>
+              </w:rPr>
               <w:t xml:space="preserve">Roles missing after</w:t>
             </w:r>
             <w:r>
+              <w:rPr>
+                <w:rFonts w:ascii="Calibri" w:hAnsi="Calibri"/>
+                <w:sz w:val="18"/>
+              </w:rPr>
               <w:t xml:space="preserve"> </w:t>
             </w:r>
             <w:r>
+              <w:rPr>
+                <w:rFonts w:ascii="Calibri" w:hAnsi="Calibri"/>
+                <w:sz w:val="18"/>
+              </w:rPr>
               <w:t xml:space="preserve">login</w:t>
             </w:r>
           </w:p>
         </w:tc>
         <w:tc>
-          <w:tcPr/>
+          <w:tcPr>
+            <w:tcMar>
+              <w:top w:w="40" w:type="dxa"/>
+              <w:bottom w:w="40" w:type="dxa"/>
+              <w:left w:w="60" w:type="dxa"/>
+              <w:right w:w="60" w:type="dxa"/>
+            </w:tcMar>
+            <w:tcMar>
+              <w:top w:w="40" w:type="dxa"/>
+              <w:bottom w:w="40" w:type="dxa"/>
+              <w:left w:w="60" w:type="dxa"/>
+              <w:right w:w="60" w:type="dxa"/>
+            </w:tcMar>
+          </w:tcPr>
           <w:p>
             <w:pPr>
               <w:pStyle w:val="Compact"/>
+              <w:spacing w:before="0" w:after="40" w:line="264" w:lineRule="auto"/>
               <w:jc w:val="left"/>
             </w:pPr>
             <w:r>
+              <w:rPr>
+                <w:rFonts w:ascii="Calibri" w:hAnsi="Calibri"/>
+                <w:sz w:val="18"/>
+              </w:rPr>
               <w:t xml:space="preserve">Roles not in JWT — check</w:t>
             </w:r>
             <w:r>
+              <w:rPr>
+                <w:rFonts w:ascii="Calibri" w:hAnsi="Calibri"/>
+                <w:sz w:val="18"/>
+              </w:rPr>
               <w:t xml:space="preserve"> </w:t>
             </w:r>
             <w:r>
               <w:rPr>
                 <w:rStyle w:val="VerbatimChar"/>
+                <w:rFonts w:ascii="Calibri" w:hAnsi="Calibri"/>
+                <w:sz w:val="18"/>
               </w:rPr>
               <w:t xml:space="preserve">user_roles</w:t>
             </w:r>
             <w:r>
+              <w:rPr>
+                <w:rFonts w:ascii="Calibri" w:hAnsi="Calibri"/>
+                <w:sz w:val="18"/>
+              </w:rPr>
               <w:t xml:space="preserve"> </w:t>
             </w:r>
             <w:r>
+              <w:rPr>
+                <w:rFonts w:ascii="Calibri" w:hAnsi="Calibri"/>
+                <w:sz w:val="18"/>
+              </w:rPr>
               <w:t xml:space="preserve">and filter reload</w:t>
             </w:r>
           </w:p>
@@ -1400,57 +2044,119 @@
       </w:tr>
       <w:tr>
         <w:tc>
-          <w:tcPr/>
+          <w:tcPr>
+            <w:tcMar>
+              <w:top w:w="40" w:type="dxa"/>
+              <w:bottom w:w="40" w:type="dxa"/>
+              <w:left w:w="60" w:type="dxa"/>
+              <w:right w:w="60" w:type="dxa"/>
+            </w:tcMar>
+            <w:tcMar>
+              <w:top w:w="40" w:type="dxa"/>
+              <w:bottom w:w="40" w:type="dxa"/>
+              <w:left w:w="60" w:type="dxa"/>
+              <w:right w:w="60" w:type="dxa"/>
+            </w:tcMar>
+          </w:tcPr>
           <w:p>
             <w:pPr>
               <w:pStyle w:val="Compact"/>
+              <w:spacing w:before="0" w:after="40" w:line="264" w:lineRule="auto"/>
               <w:jc w:val="left"/>
             </w:pPr>
             <w:r>
+              <w:rPr>
+                <w:rFonts w:ascii="Calibri" w:hAnsi="Calibri"/>
+                <w:sz w:val="18"/>
+              </w:rPr>
               <w:t xml:space="preserve">Email shows</w:t>
             </w:r>
             <w:r>
+              <w:rPr>
+                <w:rFonts w:ascii="Calibri" w:hAnsi="Calibri"/>
+                <w:sz w:val="18"/>
+              </w:rPr>
               <w:t xml:space="preserve"> </w:t>
             </w:r>
             <w:r>
               <w:rPr>
                 <w:rStyle w:val="VerbatimChar"/>
+                <w:rFonts w:ascii="Calibri" w:hAnsi="Calibri"/>
+                <w:sz w:val="18"/>
               </w:rPr>
               <w:t xml:space="preserve">Customer@hash</w:t>
             </w:r>
           </w:p>
         </w:tc>
         <w:tc>
-          <w:tcPr/>
+          <w:tcPr>
+            <w:tcMar>
+              <w:top w:w="40" w:type="dxa"/>
+              <w:bottom w:w="40" w:type="dxa"/>
+              <w:left w:w="60" w:type="dxa"/>
+              <w:right w:w="60" w:type="dxa"/>
+            </w:tcMar>
+            <w:tcMar>
+              <w:top w:w="40" w:type="dxa"/>
+              <w:bottom w:w="40" w:type="dxa"/>
+              <w:left w:w="60" w:type="dxa"/>
+              <w:right w:w="60" w:type="dxa"/>
+            </w:tcMar>
+          </w:tcPr>
           <w:p>
             <w:pPr>
               <w:pStyle w:val="Compact"/>
+              <w:spacing w:before="0" w:after="40" w:line="264" w:lineRule="auto"/>
               <w:jc w:val="left"/>
             </w:pPr>
             <w:r>
+              <w:rPr>
+                <w:rFonts w:ascii="Calibri" w:hAnsi="Calibri"/>
+                <w:sz w:val="18"/>
+              </w:rPr>
               <w:t xml:space="preserve">Do not concatenate</w:t>
             </w:r>
             <w:r>
+              <w:rPr>
+                <w:rFonts w:ascii="Calibri" w:hAnsi="Calibri"/>
+                <w:sz w:val="18"/>
+              </w:rPr>
               <w:t xml:space="preserve"> </w:t>
             </w:r>
             <w:r>
               <w:rPr>
                 <w:rStyle w:val="VerbatimChar"/>
+                <w:rFonts w:ascii="Calibri" w:hAnsi="Calibri"/>
+                <w:sz w:val="18"/>
               </w:rPr>
               <w:t xml:space="preserve">Customer</w:t>
             </w:r>
             <w:r>
+              <w:rPr>
+                <w:rFonts w:ascii="Calibri" w:hAnsi="Calibri"/>
+                <w:sz w:val="18"/>
+              </w:rPr>
               <w:t xml:space="preserve"> </w:t>
             </w:r>
             <w:r>
+              <w:rPr>
+                <w:rFonts w:ascii="Calibri" w:hAnsi="Calibri"/>
+                <w:sz w:val="18"/>
+              </w:rPr>
               <w:t xml:space="preserve">entity — use</w:t>
             </w:r>
             <w:r>
+              <w:rPr>
+                <w:rFonts w:ascii="Calibri" w:hAnsi="Calibri"/>
+                <w:sz w:val="18"/>
+              </w:rPr>
               <w:t xml:space="preserve"> </w:t>
             </w:r>
             <w:r>
               <w:rPr>
                 <w:rStyle w:val="VerbatimChar"/>
+                <w:rFonts w:ascii="Calibri" w:hAnsi="Calibri"/>
+                <w:sz w:val="18"/>
               </w:rPr>
               <w:t xml:space="preserve">customerLabel</w:t>
             </w:r>
@@ -1459,46 +2165,104 @@
       </w:tr>
       <w:tr>
         <w:tc>
-          <w:tcPr/>
+          <w:tcPr>
+            <w:tcMar>
+              <w:top w:w="40" w:type="dxa"/>
+              <w:bottom w:w="40" w:type="dxa"/>
+              <w:left w:w="60" w:type="dxa"/>
+              <w:right w:w="60" w:type="dxa"/>
+            </w:tcMar>
+            <w:tcMar>
+              <w:top w:w="40" w:type="dxa"/>
+              <w:bottom w:w="40" w:type="dxa"/>
+              <w:left w:w="60" w:type="dxa"/>
+              <w:right w:w="60" w:type="dxa"/>
+            </w:tcMar>
+          </w:tcPr>
           <w:p>
             <w:pPr>
               <w:pStyle w:val="Compact"/>
+              <w:spacing w:before="0" w:after="40" w:line="264" w:lineRule="auto"/>
               <w:jc w:val="left"/>
             </w:pPr>
             <w:r>
+              <w:rPr>
+                <w:rFonts w:ascii="Calibri" w:hAnsi="Calibri"/>
+                <w:sz w:val="18"/>
+              </w:rPr>
               <w:t xml:space="preserve">Render mail timeout</w:t>
             </w:r>
             <w:r>
+              <w:rPr>
+                <w:rFonts w:ascii="Calibri" w:hAnsi="Calibri"/>
+                <w:sz w:val="18"/>
+              </w:rPr>
               <w:t xml:space="preserve"> </w:t>
             </w:r>
             <w:r>
+              <w:rPr>
+                <w:rFonts w:ascii="Calibri" w:hAnsi="Calibri"/>
+                <w:sz w:val="18"/>
+              </w:rPr>
               <w:t xml:space="preserve">on SMTP</w:t>
             </w:r>
           </w:p>
         </w:tc>
         <w:tc>
-          <w:tcPr/>
+          <w:tcPr>
+            <w:tcMar>
+              <w:top w:w="40" w:type="dxa"/>
+              <w:bottom w:w="40" w:type="dxa"/>
+              <w:left w:w="60" w:type="dxa"/>
+              <w:right w:w="60" w:type="dxa"/>
+            </w:tcMar>
+            <w:tcMar>
+              <w:top w:w="40" w:type="dxa"/>
+              <w:bottom w:w="40" w:type="dxa"/>
+              <w:left w:w="60" w:type="dxa"/>
+              <w:right w:w="60" w:type="dxa"/>
+            </w:tcMar>
+          </w:tcPr>
           <w:p>
             <w:pPr>
               <w:pStyle w:val="Compact"/>
+              <w:spacing w:before="0" w:after="40" w:line="264" w:lineRule="auto"/>
               <w:jc w:val="left"/>
             </w:pPr>
             <w:r>
+              <w:rPr>
+                <w:rFonts w:ascii="Calibri" w:hAnsi="Calibri"/>
+                <w:sz w:val="18"/>
+              </w:rPr>
               <w:t xml:space="preserve">Use</w:t>
             </w:r>
             <w:r>
+              <w:rPr>
+                <w:rFonts w:ascii="Calibri" w:hAnsi="Calibri"/>
+                <w:sz w:val="18"/>
+              </w:rPr>
               <w:t xml:space="preserve"> </w:t>
             </w:r>
             <w:r>
               <w:rPr>
                 <w:rStyle w:val="VerbatimChar"/>
+                <w:rFonts w:ascii="Calibri" w:hAnsi="Calibri"/>
+                <w:sz w:val="18"/>
               </w:rPr>
               <w:t xml:space="preserve">MAIL_TRANSPORT=sendgrid</w:t>
             </w:r>
             <w:r>
+              <w:rPr>
+                <w:rFonts w:ascii="Calibri" w:hAnsi="Calibri"/>
+                <w:sz w:val="18"/>
+              </w:rPr>
               <w:t xml:space="preserve"> </w:t>
             </w:r>
             <w:r>
+              <w:rPr>
+                <w:rFonts w:ascii="Calibri" w:hAnsi="Calibri"/>
+                <w:sz w:val="18"/>
+              </w:rPr>
               <w:t xml:space="preserve">(HTTPS); outbound SMTP blocked</w:t>
             </w:r>
           </w:p>
@@ -1506,37 +2270,89 @@
       </w:tr>
       <w:tr>
         <w:tc>
-          <w:tcPr/>
+          <w:tcPr>
+            <w:tcMar>
+              <w:top w:w="40" w:type="dxa"/>
+              <w:bottom w:w="40" w:type="dxa"/>
+              <w:left w:w="60" w:type="dxa"/>
+              <w:right w:w="60" w:type="dxa"/>
+            </w:tcMar>
+            <w:tcMar>
+              <w:top w:w="40" w:type="dxa"/>
+              <w:bottom w:w="40" w:type="dxa"/>
+              <w:left w:w="60" w:type="dxa"/>
+              <w:right w:w="60" w:type="dxa"/>
+            </w:tcMar>
+          </w:tcPr>
           <w:p>
             <w:pPr>
               <w:pStyle w:val="Compact"/>
+              <w:spacing w:before="0" w:after="40" w:line="264" w:lineRule="auto"/>
               <w:jc w:val="left"/>
             </w:pPr>
             <w:r>
+              <w:rPr>
+                <w:rFonts w:ascii="Calibri" w:hAnsi="Calibri"/>
+                <w:sz w:val="18"/>
+              </w:rPr>
               <w:t xml:space="preserve">Render Docker CACHED</w:t>
             </w:r>
             <w:r>
+              <w:rPr>
+                <w:rFonts w:ascii="Calibri" w:hAnsi="Calibri"/>
+                <w:sz w:val="18"/>
+              </w:rPr>
               <w:t xml:space="preserve"> </w:t>
             </w:r>
             <w:r>
+              <w:rPr>
+                <w:rFonts w:ascii="Calibri" w:hAnsi="Calibri"/>
+                <w:sz w:val="18"/>
+              </w:rPr>
               <w:t xml:space="preserve">old WAR</w:t>
             </w:r>
           </w:p>
         </w:tc>
         <w:tc>
-          <w:tcPr/>
+          <w:tcPr>
+            <w:tcMar>
+              <w:top w:w="40" w:type="dxa"/>
+              <w:bottom w:w="40" w:type="dxa"/>
+              <w:left w:w="60" w:type="dxa"/>
+              <w:right w:w="60" w:type="dxa"/>
+            </w:tcMar>
+            <w:tcMar>
+              <w:top w:w="40" w:type="dxa"/>
+              <w:bottom w:w="40" w:type="dxa"/>
+              <w:left w:w="60" w:type="dxa"/>
+              <w:right w:w="60" w:type="dxa"/>
+            </w:tcMar>
+          </w:tcPr>
           <w:p>
             <w:pPr>
               <w:pStyle w:val="Compact"/>
+              <w:spacing w:before="0" w:after="40" w:line="264" w:lineRule="auto"/>
               <w:jc w:val="left"/>
             </w:pPr>
             <w:r>
+              <w:rPr>
+                <w:rFonts w:ascii="Calibri" w:hAnsi="Calibri"/>
+                <w:sz w:val="18"/>
+              </w:rPr>
               <w:t xml:space="preserve">Manual Deploy → Clear build</w:t>
             </w:r>
             <w:r>
+              <w:rPr>
+                <w:rFonts w:ascii="Calibri" w:hAnsi="Calibri"/>
+                <w:sz w:val="18"/>
+              </w:rPr>
               <w:t xml:space="preserve"> </w:t>
             </w:r>
             <w:r>
+              <w:rPr>
+                <w:rFonts w:ascii="Calibri" w:hAnsi="Calibri"/>
+                <w:sz w:val="18"/>
+              </w:rPr>
               <w:t xml:space="preserve">cache &amp; deploy</w:t>
             </w:r>
           </w:p>
@@ -1544,7 +2360,7 @@
       </w:tr>
     </w:tbl>
     <w:bookmarkEnd w:id="19"/>
-    <w:bookmarkStart w:id="21" w:name="suggested-next-build-slices"/>
+    <w:bookmarkStart w:id="23" w:name="suggested-next-build-slices"/>
     <w:p>
       <w:pPr>
         <w:pStyle w:val="Heading2"/>
@@ -1556,6 +2372,8 @@
     <w:p>
       <w:pPr>
         <w:pStyle w:val="FirstParagraph"/>
+        <w:spacing w:after="160" w:line="276" w:lineRule="auto"/>
+        <w:jc w:val="left"/>
       </w:pPr>
       <w:r>
         <w:t xml:space="preserve">Product / hardening (separate lists):</w:t>
@@ -1568,6 +2386,8 @@
           <w:ilvl w:val="0"/>
           <w:numId w:val="1005"/>
         </w:numPr>
+        <w:spacing w:after="160" w:line="276" w:lineRule="auto"/>
+        <w:jc w:val="left"/>
       </w:pPr>
       <w:r>
         <w:t xml:space="preserve">Deferred hardening (</w:t>
@@ -1589,6 +2409,8 @@
           <w:ilvl w:val="0"/>
           <w:numId w:val="1005"/>
         </w:numPr>
+        <w:spacing w:after="160" w:line="276" w:lineRule="auto"/>
+        <w:jc w:val="left"/>
       </w:pPr>
       <w:r>
         <w:t xml:space="preserve">Portal own-account move; other-bank settlement</w:t>
@@ -1601,6 +2423,8 @@
           <w:ilvl w:val="0"/>
           <w:numId w:val="1005"/>
         </w:numPr>
+        <w:spacing w:after="160" w:line="276" w:lineRule="auto"/>
+        <w:jc w:val="left"/>
       </w:pPr>
       <w:r>
         <w:t xml:space="preserve">Dashboard today-transaction count</w:t>
@@ -1613,6 +2437,8 @@
           <w:ilvl w:val="0"/>
           <w:numId w:val="1005"/>
         </w:numPr>
+        <w:spacing w:after="160" w:line="276" w:lineRule="auto"/>
+        <w:jc w:val="left"/>
       </w:pPr>
       <w:r>
         <w:t xml:space="preserve">Notify both parties on transfer</w:t>
@@ -1621,6 +2447,8 @@
     <w:p>
       <w:pPr>
         <w:pStyle w:val="FirstParagraph"/>
+        <w:spacing w:after="160" w:line="276" w:lineRule="auto"/>
+        <w:jc w:val="left"/>
       </w:pPr>
       <w:r>
         <w:t xml:space="preserve">Platform learning (full roadmap):</w:t>
@@ -1663,8 +2491,212 @@
         <w:t xml:space="preserve">sharding lab, etc.</w:t>
       </w:r>
     </w:p>
-    <w:bookmarkEnd w:id="21"/>
+    <w:bookmarkStart w:id="22" w:name="redis-cache-aside-local-quick-demo"/>
+    <w:p>
+      <w:pPr>
+        <w:pStyle w:val="Heading3"/>
+      </w:pPr>
+      <w:r>
+        <w:t xml:space="preserve">Redis cache-aside (local) — quick demo</w:t>
+      </w:r>
+    </w:p>
+    <w:p>
+      <w:pPr>
+        <w:pStyle w:val="Compact"/>
+        <w:numPr>
+          <w:ilvl w:val="0"/>
+          <w:numId w:val="1006"/>
+        </w:numPr>
+        <w:spacing w:after="160" w:line="276" w:lineRule="auto"/>
+        <w:jc w:val="left"/>
+      </w:pPr>
+      <w:r>
+        <w:t xml:space="preserve">Redis up (</w:t>
+      </w:r>
+      <w:r>
+        <w:rPr>
+          <w:rStyle w:val="VerbatimChar"/>
+        </w:rPr>
+        <w:t xml:space="preserve">docker compose</w:t>
+      </w:r>
+      <w:r>
+        <w:t xml:space="preserve">); Liberty with default</w:t>
+      </w:r>
+      <w:r>
+        <w:t xml:space="preserve"> </w:t>
+      </w:r>
+      <w:r>
+        <w:rPr>
+          <w:rStyle w:val="VerbatimChar"/>
+        </w:rPr>
+        <w:t xml:space="preserve">app.cache.redis-enabled=true</w:t>
+      </w:r>
+      <w:r>
+        <w:t xml:space="preserve">.</w:t>
+      </w:r>
+    </w:p>
+    <w:p>
+      <w:pPr>
+        <w:pStyle w:val="Compact"/>
+        <w:numPr>
+          <w:ilvl w:val="0"/>
+          <w:numId w:val="1006"/>
+        </w:numPr>
+        <w:spacing w:after="160" w:line="276" w:lineRule="auto"/>
+        <w:jc w:val="left"/>
+      </w:pPr>
+      <w:r>
+        <w:t xml:space="preserve">Clear keys:</w:t>
+      </w:r>
+      <w:r>
+        <w:t xml:space="preserve"> </w:t>
+      </w:r>
+      <w:r>
+        <w:rPr>
+          <w:rStyle w:val="VerbatimChar"/>
+        </w:rPr>
+        <w:t xml:space="preserve">docker exec … redis-cli</w:t>
+      </w:r>
+      <w:r>
+        <w:t xml:space="preserve"> </w:t>
+      </w:r>
+      <w:r>
+        <w:t xml:space="preserve">scan</w:t>
+      </w:r>
+      <w:r>
+        <w:t xml:space="preserve"> </w:t>
+      </w:r>
+      <w:r>
+        <w:rPr>
+          <w:rStyle w:val="VerbatimChar"/>
+        </w:rPr>
+        <w:t xml:space="preserve">bankone:*</w:t>
+      </w:r>
+      <w:r>
+        <w:t xml:space="preserve">.</w:t>
+      </w:r>
+    </w:p>
+    <w:p>
+      <w:pPr>
+        <w:pStyle w:val="Compact"/>
+        <w:numPr>
+          <w:ilvl w:val="0"/>
+          <w:numId w:val="1006"/>
+        </w:numPr>
+        <w:spacing w:after="160" w:line="276" w:lineRule="auto"/>
+        <w:jc w:val="left"/>
+      </w:pPr>
+      <w:r>
+        <w:rPr>
+          <w:rStyle w:val="VerbatimChar"/>
+        </w:rPr>
+        <w:t xml:space="preserve">GET /customers/{id}</w:t>
+      </w:r>
+      <w:r>
+        <w:t xml:space="preserve"> </w:t>
+      </w:r>
+      <w:r>
+        <w:t xml:space="preserve">or search customers twice — first miss</w:t>
+      </w:r>
+      <w:r>
+        <w:t xml:space="preserve"> </w:t>
+      </w:r>
+      <w:r>
+        <w:t xml:space="preserve">creates</w:t>
+      </w:r>
+      <w:r>
+        <w:t xml:space="preserve"> </w:t>
+      </w:r>
+      <w:r>
+        <w:rPr>
+          <w:rStyle w:val="VerbatimChar"/>
+        </w:rPr>
+        <w:t xml:space="preserve">bankone:customers::…</w:t>
+      </w:r>
+      <w:r>
+        <w:t xml:space="preserve">; second is a hit.</w:t>
+      </w:r>
+    </w:p>
+    <w:p>
+      <w:pPr>
+        <w:pStyle w:val="Compact"/>
+        <w:numPr>
+          <w:ilvl w:val="0"/>
+          <w:numId w:val="1006"/>
+        </w:numPr>
+        <w:spacing w:after="160" w:line="276" w:lineRule="auto"/>
+        <w:jc w:val="left"/>
+      </w:pPr>
+      <w:r>
+        <w:t xml:space="preserve">Update customer / deposit — related keys cleared.</w:t>
+      </w:r>
+    </w:p>
+    <w:p>
+      <w:pPr>
+        <w:pStyle w:val="Compact"/>
+        <w:numPr>
+          <w:ilvl w:val="0"/>
+          <w:numId w:val="1006"/>
+        </w:numPr>
+        <w:spacing w:after="160" w:line="276" w:lineRule="auto"/>
+        <w:jc w:val="left"/>
+      </w:pPr>
+      <w:r>
+        <w:t xml:space="preserve">Full how-it-works:</w:t>
+      </w:r>
+      <w:r>
+        <w:t xml:space="preserve"> </w:t>
+      </w:r>
+      <w:hyperlink r:id="rId21">
+        <w:r>
+          <w:rPr>
+            <w:rStyle w:val="Hyperlink"/>
+          </w:rPr>
+          <w:t xml:space="preserve">MODULES/Caching.md</w:t>
+        </w:r>
+      </w:hyperlink>
+      <w:r>
+        <w:t xml:space="preserve">.</w:t>
+      </w:r>
+    </w:p>
+    <w:p>
+      <w:pPr>
+        <w:pStyle w:val="Compact"/>
+        <w:numPr>
+          <w:ilvl w:val="0"/>
+          <w:numId w:val="1006"/>
+        </w:numPr>
+        <w:spacing w:after="160" w:line="276" w:lineRule="auto"/>
+        <w:jc w:val="left"/>
+      </w:pPr>
+      <w:r>
+        <w:t xml:space="preserve">Prod / Render: keep</w:t>
+      </w:r>
+      <w:r>
+        <w:t xml:space="preserve"> </w:t>
+      </w:r>
+      <w:r>
+        <w:rPr>
+          <w:rStyle w:val="VerbatimChar"/>
+        </w:rPr>
+        <w:t xml:space="preserve">app.cache.redis-enabled=false</w:t>
+      </w:r>
+      <w:r>
+        <w:t xml:space="preserve"> </w:t>
+      </w:r>
+      <w:r>
+        <w:t xml:space="preserve">unless Redis</w:t>
+      </w:r>
+      <w:r>
+        <w:t xml:space="preserve"> </w:t>
+      </w:r>
+      <w:r>
+        <w:t xml:space="preserve">is provisioned and eviction is reviewed.</w:t>
+      </w:r>
+    </w:p>
     <w:bookmarkEnd w:id="22"/>
+    <w:bookmarkEnd w:id="23"/>
+    <w:bookmarkEnd w:id="24"/>
     <w:sectPr>
       <w:pgSz w:h="16838" w:w="11906"/>
       <w:pgMar w:bottom="1134" w:footer="720" w:gutter="0" w:header="720" w:left="1247" w:right="1247" w:top="1134"/>
@@ -2205,6 +3237,36 @@
     </w:lvlOverride>
   </w:num>
   <w:num w:numId="1005">
+    <w:abstractNumId w:val="99411"/>
+    <w:lvlOverride w:ilvl="0">
+      <w:startOverride w:val="1"/>
+    </w:lvlOverride>
+    <w:lvlOverride w:ilvl="1">
+      <w:startOverride w:val="1"/>
+    </w:lvlOverride>
+    <w:lvlOverride w:ilvl="2">
+      <w:startOverride w:val="1"/>
+    </w:lvlOverride>
+    <w:lvlOverride w:ilvl="3">
+      <w:startOverride w:val="1"/>
+    </w:lvlOverride>
+    <w:lvlOverride w:ilvl="4">
+      <w:startOverride w:val="1"/>
+    </w:lvlOverride>
+    <w:lvlOverride w:ilvl="5">
+      <w:startOverride w:val="1"/>
+    </w:lvlOverride>
+    <w:lvlOverride w:ilvl="6">
+      <w:startOverride w:val="1"/>
+    </w:lvlOverride>
+    <w:lvlOverride w:ilvl="7">
+      <w:startOverride w:val="1"/>
+    </w:lvlOverride>
+    <w:lvlOverride w:ilvl="8">
+      <w:startOverride w:val="1"/>
+    </w:lvlOverride>
+  </w:num>
+  <w:num w:numId="1006">
     <w:abstractNumId w:val="99411"/>
     <w:lvlOverride w:ilvl="0">
       <w:startOverride w:val="1"/>
